--- a/lessons/7-2/downloads/7-2-notes-teacher.docx
+++ b/lessons/7-2/downloads/7-2-notes-teacher.docx
@@ -14,7 +14,7 @@
           <w:sz w:val="18"/>
           <w:szCs w:val="18"/>
         </w:rPr>
-        <w:t xml:space="preserve">UNIT 7  ·  LESSON 2      STANDARD 6.EE.7</w:t>
+        <w:t xml:space="preserve">UNIT 7  ·  LESSON 2      STANDARD 6.AT.8</w:t>
       </w:r>
     </w:p>
     <w:p>
@@ -921,7 +921,7 @@
                           </pic:cNvPicPr>
                         </pic:nvPicPr>
                         <pic:blipFill>
-                          <a:blip r:embed="rId10" cstate="none"/>
+                          <a:blip r:embed="rId9" cstate="none"/>
                           <a:srcRect/>
                           <a:stretch>
                             <a:fillRect/>
@@ -1075,7 +1075,7 @@
                           </pic:cNvPicPr>
                         </pic:nvPicPr>
                         <pic:blipFill>
-                          <a:blip r:embed="rId10" cstate="none"/>
+                          <a:blip r:embed="rId9" cstate="none"/>
                           <a:srcRect/>
                           <a:stretch>
                             <a:fillRect/>
@@ -2553,6 +2553,32 @@
     </w:p>
     <w:p>
       <w:pPr>
+        <w:pStyle w:val="Heading2"/>
+        <w:spacing w:after="80" w:before="180"/>
+      </w:pPr>
+      <w:r>
+        <w:rPr>
+          <w:b/>
+          <w:bCs/>
+          <w:color w:val="12355B"/>
+          <w:sz w:val="24"/>
+          <w:szCs w:val="24"/>
+        </w:rPr>
+        <w:t xml:space="preserve">Level 1 Support</w:t>
+      </w:r>
+      <w:r>
+        <w:rPr>
+          <w:i/>
+          <w:iCs/>
+          <w:color w:val="1FA6A2"/>
+          <w:sz w:val="19"/>
+          <w:szCs w:val="19"/>
+        </w:rPr>
+        <w:t xml:space="preserve">   extra scaffolding</w:t>
+      </w:r>
+    </w:p>
+    <w:p>
+      <w:pPr>
         <w:keepNext/>
         <w:spacing w:after="60" w:before="160"/>
       </w:pPr>
@@ -2813,6 +2839,32 @@
     </w:tbl>
     <w:p>
       <w:pPr>
+        <w:pStyle w:val="Heading2"/>
+        <w:spacing w:after="80" w:before="180"/>
+      </w:pPr>
+      <w:r>
+        <w:rPr>
+          <w:b/>
+          <w:bCs/>
+          <w:color w:val="12355B"/>
+          <w:sz w:val="24"/>
+          <w:szCs w:val="24"/>
+        </w:rPr>
+        <w:t xml:space="preserve">On Level</w:t>
+      </w:r>
+      <w:r>
+        <w:rPr>
+          <w:i/>
+          <w:iCs/>
+          <w:color w:val="12355B"/>
+          <w:sz w:val="19"/>
+          <w:szCs w:val="19"/>
+        </w:rPr>
+        <w:t xml:space="preserve">   grade-level practice</w:t>
+      </w:r>
+    </w:p>
+    <w:p>
+      <w:pPr>
         <w:keepNext/>
         <w:spacing w:after="60" w:before="160"/>
       </w:pPr>
@@ -2943,136 +2995,6 @@
     </w:tbl>
     <w:p>
       <w:pPr>
-        <w:keepNext/>
-        <w:spacing w:after="60" w:before="160"/>
-      </w:pPr>
-      <w:r>
-        <w:rPr>
-          <w:b/>
-          <w:bCs/>
-          <w:color w:val="12355B"/>
-          <w:sz w:val="22"/>
-          <w:szCs w:val="22"/>
-        </w:rPr>
-        <w:t xml:space="preserve">4.  </w:t>
-      </w:r>
-      <w:r>
-        <w:rPr>
-          <w:b/>
-          <w:bCs/>
-          <w:sz w:val="21"/>
-          <w:szCs w:val="21"/>
-        </w:rPr>
-        <w:t xml:space="preserve">Unlock Card 1: Solve x + 7 = 15.</w:t>
-      </w:r>
-    </w:p>
-    <w:p>
-      <w:pPr>
-        <w:spacing w:after="40"/>
-        <w:ind w:left="420"/>
-      </w:pPr>
-      <w:r>
-        <w:rPr>
-          <w:sz w:val="20"/>
-          <w:szCs w:val="20"/>
-        </w:rPr>
-        <w:t xml:space="preserve">A)  x = 8</w:t>
-      </w:r>
-    </w:p>
-    <w:p>
-      <w:pPr>
-        <w:spacing w:after="40"/>
-        <w:ind w:left="420"/>
-      </w:pPr>
-      <w:r>
-        <w:rPr>
-          <w:sz w:val="20"/>
-          <w:szCs w:val="20"/>
-        </w:rPr>
-        <w:t xml:space="preserve">B)  x = 22</w:t>
-      </w:r>
-    </w:p>
-    <w:p>
-      <w:pPr>
-        <w:spacing w:after="40"/>
-        <w:ind w:left="420"/>
-      </w:pPr>
-      <w:r>
-        <w:rPr>
-          <w:sz w:val="20"/>
-          <w:szCs w:val="20"/>
-        </w:rPr>
-        <w:t xml:space="preserve">C)  x = 7</w:t>
-      </w:r>
-    </w:p>
-    <w:p>
-      <w:pPr>
-        <w:spacing w:after="40"/>
-        <w:ind w:left="420"/>
-      </w:pPr>
-      <w:r>
-        <w:rPr>
-          <w:sz w:val="20"/>
-          <w:szCs w:val="20"/>
-        </w:rPr>
-        <w:t xml:space="preserve">D)  x = 105</w:t>
-      </w:r>
-    </w:p>
-    <w:p>
-      <w:pPr>
-        <w:spacing w:after="20"/>
-      </w:pPr>
-      <w:r>
-        <w:t xml:space="preserve"/>
-      </w:r>
-    </w:p>
-    <w:tbl>
-      <w:tblPr>
-        <w:tblW w:type="pct" w:w="100%"/>
-        <w:tblBorders>
-          <w:top w:val="single" w:color="C7D2DD" w:sz="6"/>
-          <w:left w:val="single" w:color="C7D2DD" w:sz="6"/>
-          <w:bottom w:val="single" w:color="C7D2DD" w:sz="6"/>
-          <w:right w:val="single" w:color="C7D2DD" w:sz="6"/>
-          <w:insideH w:val="single" w:color="auto" w:sz="4"/>
-          <w:insideV w:val="single" w:color="auto" w:sz="4"/>
-        </w:tblBorders>
-      </w:tblPr>
-      <w:tblGrid>
-        <w:gridCol w:w="100"/>
-      </w:tblGrid>
-      <w:tr>
-        <w:tc>
-          <w:tcPr>
-            <w:shd w:fill="FBF3E2" w:color="auto" w:val="clear"/>
-            <w:tcMar>
-              <w:top w:type="dxa" w:w="60"/>
-              <w:left w:type="dxa" w:w="120"/>
-              <w:bottom w:type="dxa" w:w="60"/>
-              <w:right w:type="dxa" w:w="120"/>
-            </w:tcMar>
-          </w:tcPr>
-          <w:p>
-            <w:pPr>
-              <w:spacing w:after="0" w:line="320"/>
-            </w:pPr>
-            <w:r>
-              <w:t xml:space="preserve"/>
-            </w:r>
-          </w:p>
-          <w:p>
-            <w:pPr>
-              <w:spacing w:after="0" w:line="320"/>
-            </w:pPr>
-            <w:r>
-              <w:t xml:space="preserve"/>
-            </w:r>
-          </w:p>
-        </w:tc>
-      </w:tr>
-    </w:tbl>
-    <w:p>
-      <w:pPr>
         <w:pStyle w:val="Heading1"/>
         <w:pageBreakBefore/>
         <w:pBdr>
@@ -3164,7 +3086,7 @@
           <w:sz w:val="21"/>
           <w:szCs w:val="21"/>
         </w:rPr>
-        <w:t xml:space="preserve">C)  p = 6.8</w:t>
+        <w:t xml:space="preserve">C)  p = 7.7</w:t>
       </w:r>
     </w:p>
     <w:p>
@@ -3441,23 +3363,17 @@
     </w:p>
     <w:p>
       <w:pPr>
-        <w:spacing w:after="80"/>
-      </w:pPr>
-      <w:r>
-        <w:rPr>
-          <w:b/>
-          <w:bCs/>
-          <w:sz w:val="21"/>
-          <w:szCs w:val="21"/>
-        </w:rPr>
-        <w:t xml:space="preserve">1.  </w:t>
-      </w:r>
-      <w:r>
-        <w:rPr>
-          <w:sz w:val="21"/>
-          <w:szCs w:val="21"/>
-        </w:rPr>
-        <w:t xml:space="preserve">A)  n = 27</w:t>
+        <w:spacing w:after="100"/>
+      </w:pPr>
+      <w:r>
+        <w:rPr>
+          <w:b/>
+          <w:bCs/>
+          <w:color w:val="B97A12"/>
+          <w:sz w:val="20"/>
+          <w:szCs w:val="20"/>
+        </w:rPr>
+        <w:t xml:space="preserve">Watch for this mistake:  </w:t>
       </w:r>
       <w:r>
         <w:rPr>
@@ -3467,7 +3383,23 @@
           <w:sz w:val="19"/>
           <w:szCs w:val="19"/>
         </w:rPr>
-        <w:t xml:space="preserve">  — Subtract 15 from both sides: n = 42 − 15 = 27. Check: 27 + 15 = 42 ✓</w:t>
+        <w:t xml:space="preserve">A common mistake is applying the same operation instead of the inverse — for example, solving x − 7 = 15 by subtracting 7 from both sides (getting the wrong x = 8) instead of adding 7 to both sides (the correct x = 22). Another common mistake is doing the inverse operation to only one side, like solving x + 6 = 14 by subtracting 6 from the left but forgetting the right side. Before you submit, name the operation shown in the equation, choose its inverse, apply it to BOTH sides, and check by substituting your answer back into the original equation.</w:t>
+      </w:r>
+    </w:p>
+    <w:p>
+      <w:pPr>
+        <w:pStyle w:val="Heading2"/>
+        <w:spacing w:after="80" w:before="180"/>
+      </w:pPr>
+      <w:r>
+        <w:rPr>
+          <w:b/>
+          <w:bCs/>
+          <w:color w:val="12355B"/>
+          <w:sz w:val="24"/>
+          <w:szCs w:val="24"/>
+        </w:rPr>
+        <w:t xml:space="preserve">Level 1 Support</w:t>
       </w:r>
     </w:p>
     <w:p>
@@ -3481,14 +3413,14 @@
           <w:sz w:val="21"/>
           <w:szCs w:val="21"/>
         </w:rPr>
-        <w:t xml:space="preserve">2.  </w:t>
-      </w:r>
-      <w:r>
-        <w:rPr>
-          <w:sz w:val="21"/>
-          <w:szCs w:val="21"/>
-        </w:rPr>
-        <w:t xml:space="preserve">A)  m = 36</w:t>
+        <w:t xml:space="preserve">1.  </w:t>
+      </w:r>
+      <w:r>
+        <w:rPr>
+          <w:sz w:val="21"/>
+          <w:szCs w:val="21"/>
+        </w:rPr>
+        <w:t xml:space="preserve">A)  n = 27</w:t>
       </w:r>
       <w:r>
         <w:rPr>
@@ -3498,7 +3430,7 @@
           <w:sz w:val="19"/>
           <w:szCs w:val="19"/>
         </w:rPr>
-        <w:t xml:space="preserve">  — Add 11 to both sides: m = 25 + 11 = 36. Check: 36 − 11 = 25 ✓</w:t>
+        <w:t xml:space="preserve">  — Subtract 15 from both sides: n = 42 − 15 = 27. Check: 27 + 15 = 42 ✓</w:t>
       </w:r>
     </w:p>
     <w:p>
@@ -3512,14 +3444,14 @@
           <w:sz w:val="21"/>
           <w:szCs w:val="21"/>
         </w:rPr>
-        <w:t xml:space="preserve">3.  </w:t>
-      </w:r>
-      <w:r>
-        <w:rPr>
-          <w:sz w:val="21"/>
-          <w:szCs w:val="21"/>
-        </w:rPr>
-        <w:t xml:space="preserve">A)  $53</w:t>
+        <w:t xml:space="preserve">2.  </w:t>
+      </w:r>
+      <w:r>
+        <w:rPr>
+          <w:sz w:val="21"/>
+          <w:szCs w:val="21"/>
+        </w:rPr>
+        <w:t xml:space="preserve">A)  m = 36</w:t>
       </w:r>
       <w:r>
         <w:rPr>
@@ -3529,7 +3461,23 @@
           <w:sz w:val="19"/>
           <w:szCs w:val="19"/>
         </w:rPr>
-        <w:t xml:space="preserve">  — d − 15 = 38 → d = 38 + 15 = 53.</w:t>
+        <w:t xml:space="preserve">  — Add 11 to both sides: m = 25 + 11 = 36. Check: 36 − 11 = 25 ✓</w:t>
+      </w:r>
+    </w:p>
+    <w:p>
+      <w:pPr>
+        <w:pStyle w:val="Heading2"/>
+        <w:spacing w:after="80" w:before="180"/>
+      </w:pPr>
+      <w:r>
+        <w:rPr>
+          <w:b/>
+          <w:bCs/>
+          <w:color w:val="12355B"/>
+          <w:sz w:val="24"/>
+          <w:szCs w:val="24"/>
+        </w:rPr>
+        <w:t xml:space="preserve">On Level</w:t>
       </w:r>
     </w:p>
     <w:p>
@@ -3543,14 +3491,14 @@
           <w:sz w:val="21"/>
           <w:szCs w:val="21"/>
         </w:rPr>
-        <w:t xml:space="preserve">4.  </w:t>
-      </w:r>
-      <w:r>
-        <w:rPr>
-          <w:sz w:val="21"/>
-          <w:szCs w:val="21"/>
-        </w:rPr>
-        <w:t xml:space="preserve">A)  x = 8</w:t>
+        <w:t xml:space="preserve">3.  </w:t>
+      </w:r>
+      <w:r>
+        <w:rPr>
+          <w:sz w:val="21"/>
+          <w:szCs w:val="21"/>
+        </w:rPr>
+        <w:t xml:space="preserve">A)  $53</w:t>
       </w:r>
       <w:r>
         <w:rPr>
@@ -3560,7 +3508,7 @@
           <w:sz w:val="19"/>
           <w:szCs w:val="19"/>
         </w:rPr>
-        <w:t xml:space="preserve">  — Subtract 7 from both sides: x = 15 − 7 = 8. Check: 8 + 7 = 15 ✓</w:t>
+        <w:t xml:space="preserve">  — d − 15 = 38 → d = 38 + 15 = 53.</w:t>
       </w:r>
     </w:p>
     <w:p>
@@ -3598,7 +3546,7 @@
           <w:sz w:val="19"/>
           <w:szCs w:val="19"/>
         </w:rPr>
-        <w:t xml:space="preserve">  — Subtract 2.8 from both sides: p = 9.1 − 2.8 = 6.3. Check: 6.3 + 2.8 = 9.1 ✓</w:t>
+        <w:t xml:space="preserve">  — Subtract 2.8 from both sides: p = 9.1 − 2.8 = 6.3. Check: 6.3 + 2.8 = 9.1 ✓ (11.9 comes from adding instead of subtracting; 7.7 comes from subtracting each decimal place without regrouping — 9 − 2 = 7 and, without borrowing, 8 − 1 = 7; 3.25 comes from dividing 9.1 ÷ 2.8 instead of subtracting.)</w:t>
       </w:r>
     </w:p>
     <w:sectPr>

--- a/lessons/7-2/downloads/7-2-notes-teacher.docx
+++ b/lessons/7-2/downloads/7-2-notes-teacher.docx
@@ -1423,7 +1423,22 @@
           <w:sz w:val="30"/>
           <w:szCs w:val="30"/>
         </w:rPr>
-        <w:t xml:space="preserve">Worked Example</w:t>
+        <w:t xml:space="preserve">Write About the Math</w:t>
+      </w:r>
+    </w:p>
+    <w:p>
+      <w:pPr>
+        <w:spacing w:after="100"/>
+      </w:pPr>
+      <w:r>
+        <w:rPr>
+          <w:i/>
+          <w:iCs/>
+          <w:color w:val="5F6F80"/>
+          <w:sz w:val="19"/>
+          <w:szCs w:val="19"/>
+        </w:rPr>
+        <w:t xml:space="preserve">Use the support level you need. Every level answers the same math question.</w:t>
       </w:r>
     </w:p>
     <w:p>
@@ -1439,17 +1454,17 @@
           <w:sz w:val="24"/>
           <w:szCs w:val="24"/>
         </w:rPr>
-        <w:t xml:space="preserve">Watch &amp; Read</w:t>
+        <w:t xml:space="preserve">1. Understand the Question</w:t>
       </w:r>
       <w:r>
         <w:rPr>
           <w:i/>
           <w:iCs/>
-          <w:color w:val="1FA6A2"/>
+          <w:color w:val="B97A12"/>
           <w:sz w:val="19"/>
           <w:szCs w:val="19"/>
         </w:rPr>
-        <w:t xml:space="preserve">   I Do — follow along with your teacher</w:t>
+        <w:t xml:space="preserve">   explain</w:t>
       </w:r>
     </w:p>
     <w:tbl>
@@ -1484,25 +1499,44 @@
             </w:pPr>
             <w:r>
               <w:rPr>
+                <w:color w:val="1A2733"/>
+                <w:sz w:val="21"/>
+                <w:szCs w:val="21"/>
+              </w:rPr>
+              <w:t xml:space="preserve">What inverse operation did you use to solve n + 23 = 58, and why must you do it to BOTH sides of the balance?</w:t>
+            </w:r>
+          </w:p>
+          <w:p>
+            <w:pPr>
+              <w:spacing w:after="0"/>
+            </w:pPr>
+            <w:r>
+              <w:rPr>
                 <w:b/>
                 <w:bCs/>
                 <w:color w:val="12355B"/>
-                <w:sz w:val="22"/>
-                <w:szCs w:val="22"/>
-              </w:rPr>
-              <w:t xml:space="preserve">Case File: The Missing Number</w:t>
-            </w:r>
-          </w:p>
-          <w:p>
-            <w:pPr>
-              <w:spacing w:after="0"/>
-            </w:pPr>
-            <w:r>
-              <w:rPr>
-                <w:sz w:val="21"/>
-                <w:szCs w:val="21"/>
-              </w:rPr>
-              <w:t xml:space="preserve">Detective Chen found a coded message: 'The suspect's locker number plus 23 equals 58.' She needs to figure out the locker number to crack the case. The equation is n + 23 = 58. What is n?</w:t>
+                <w:sz w:val="20"/>
+                <w:szCs w:val="20"/>
+              </w:rPr>
+              <w:t xml:space="preserve">Your job:  </w:t>
+            </w:r>
+            <w:r>
+              <w:rPr>
+                <w:sz w:val="20"/>
+                <w:szCs w:val="20"/>
+              </w:rPr>
+              <w:t xml:space="preserve">Answer the question. Use math evidence. Explain how the evidence proves your answer.</w:t>
+            </w:r>
+            <w:r>
+              <w:rPr>
+                <w:i/>
+                <w:iCs/>
+                <w:color w:val="5F6F80"/>
+                <w:sz w:val="18"/>
+                <w:szCs w:val="18"/>
+              </w:rPr>
+              <w:br/>
+              <w:t xml:space="preserve">Responde la pregunta. Usa evidencia matemática. Explica cómo la evidencia demuestra tu respuesta.</w:t>
             </w:r>
           </w:p>
         </w:tc>
@@ -1510,94 +1544,6 @@
     </w:tbl>
     <w:p>
       <w:pPr>
-        <w:spacing w:after="80"/>
-      </w:pPr>
-      <w:r>
-        <w:t xml:space="preserve"/>
-      </w:r>
-    </w:p>
-    <w:p>
-      <w:pPr>
-        <w:spacing w:after="50" w:before="60"/>
-      </w:pPr>
-      <w:r>
-        <w:rPr>
-          <w:b/>
-          <w:bCs/>
-          <w:color w:val="12355B"/>
-          <w:sz w:val="21"/>
-          <w:szCs w:val="21"/>
-        </w:rPr>
-        <w:t xml:space="preserve">Think about:</w:t>
-      </w:r>
-    </w:p>
-    <w:p>
-      <w:pPr>
-        <w:spacing w:after="40"/>
-        <w:ind w:left="300"/>
-      </w:pPr>
-      <w:r>
-        <w:rPr>
-          <w:sz w:val="20"/>
-          <w:szCs w:val="20"/>
-        </w:rPr>
-        <w:t xml:space="preserve">•  What operation connects the locker number and 23?</w:t>
-      </w:r>
-    </w:p>
-    <w:p>
-      <w:pPr>
-        <w:spacing w:after="40"/>
-        <w:ind w:left="300"/>
-      </w:pPr>
-      <w:r>
-        <w:rPr>
-          <w:sz w:val="20"/>
-          <w:szCs w:val="20"/>
-        </w:rPr>
-        <w:t xml:space="preserve">•  What does n represent in the equation?</w:t>
-      </w:r>
-    </w:p>
-    <w:p>
-      <w:pPr>
-        <w:spacing w:after="40"/>
-        <w:ind w:left="300"/>
-      </w:pPr>
-      <w:r>
-        <w:rPr>
-          <w:sz w:val="20"/>
-          <w:szCs w:val="20"/>
-        </w:rPr>
-        <w:t xml:space="preserve">•  How could you undo the addition to find n?</w:t>
-      </w:r>
-    </w:p>
-    <w:p>
-      <w:pPr>
-        <w:spacing w:after="40"/>
-        <w:ind w:left="300"/>
-      </w:pPr>
-      <w:r>
-        <w:rPr>
-          <w:sz w:val="20"/>
-          <w:szCs w:val="20"/>
-        </w:rPr>
-        <w:t xml:space="preserve">•  What if the message said 'the number minus 23 equals 58' instead?</w:t>
-      </w:r>
-    </w:p>
-    <w:p>
-      <w:pPr>
-        <w:spacing w:after="40"/>
-        <w:ind w:left="300"/>
-      </w:pPr>
-      <w:r>
-        <w:rPr>
-          <w:sz w:val="20"/>
-          <w:szCs w:val="20"/>
-        </w:rPr>
-        <w:t xml:space="preserve">•  Can you check your answer by putting it back in the equation?</w:t>
-      </w:r>
-    </w:p>
-    <w:p>
-      <w:pPr>
         <w:pStyle w:val="Heading2"/>
         <w:spacing w:after="80" w:before="180"/>
       </w:pPr>
@@ -1609,7 +1555,7 @@
           <w:sz w:val="24"/>
           <w:szCs w:val="24"/>
         </w:rPr>
-        <w:t xml:space="preserve">Solved Example</w:t>
+        <w:t xml:space="preserve">2. Plan Your Math Words</w:t>
       </w:r>
       <w:r>
         <w:rPr>
@@ -1619,172 +1565,299 @@
           <w:sz w:val="19"/>
           <w:szCs w:val="19"/>
         </w:rPr>
-        <w:t xml:space="preserve">   I Do — watch each step</w:t>
-      </w:r>
-    </w:p>
-    <w:p>
-      <w:pPr>
-        <w:keepNext/>
-        <w:spacing w:after="40"/>
-      </w:pPr>
-      <w:r>
-        <w:rPr>
-          <w:b/>
-          <w:bCs/>
-          <w:color w:val="12355B"/>
-          <w:sz w:val="21"/>
-          <w:szCs w:val="21"/>
-        </w:rPr>
-        <w:t xml:space="preserve">Problem:  </w:t>
-      </w:r>
-      <w:r>
-        <w:rPr>
-          <w:sz w:val="21"/>
-          <w:szCs w:val="21"/>
-        </w:rPr>
-        <w:t xml:space="preserve">Solve: x + 9 = 15</w:t>
-      </w:r>
-    </w:p>
-    <w:p>
-      <w:pPr>
-        <w:spacing w:after="30"/>
-        <w:ind w:left="420"/>
-      </w:pPr>
-      <w:r>
-        <w:rPr>
+        <w:t xml:space="preserve">   check at least two</w:t>
+      </w:r>
+    </w:p>
+    <w:p>
+      <w:pPr>
+        <w:spacing w:after="60"/>
+      </w:pPr>
+      <w:r>
+        <w:rPr>
+          <w:b/>
+          <w:bCs/>
+          <w:color w:val="1FA6A2"/>
+          <w:sz w:val="22"/>
+          <w:szCs w:val="22"/>
+        </w:rPr>
+        <w:t xml:space="preserve">☐  </w:t>
+      </w:r>
+      <w:r>
+        <w:rPr>
+          <w:b/>
+          <w:bCs/>
+          <w:color w:val="12355B"/>
           <w:sz w:val="20"/>
           <w:szCs w:val="20"/>
         </w:rPr>
-        <w:t xml:space="preserve">A)  x = 6</w:t>
-      </w:r>
-    </w:p>
-    <w:p>
-      <w:pPr>
-        <w:spacing w:after="30"/>
-        <w:ind w:left="420"/>
-      </w:pPr>
+        <w:t xml:space="preserve">Equation — </w:t>
+      </w:r>
       <w:r>
         <w:rPr>
           <w:sz w:val="20"/>
           <w:szCs w:val="20"/>
         </w:rPr>
-        <w:t xml:space="preserve">B)  x = 24</w:t>
-      </w:r>
-    </w:p>
-    <w:p>
-      <w:pPr>
-        <w:spacing w:after="30"/>
-        <w:ind w:left="420"/>
-      </w:pPr>
-      <w:r>
-        <w:rPr>
+        <w:t xml:space="preserve">A math sentence with an equal sign showing both sides are the same.</w:t>
+      </w:r>
+      <w:r>
+        <w:rPr>
+          <w:i/>
+          <w:iCs/>
+          <w:color w:val="5F6F80"/>
+          <w:sz w:val="18"/>
+          <w:szCs w:val="18"/>
+        </w:rPr>
+        <w:br/>
+        <w:t xml:space="preserve">Ecuación — Una oración matemática con un signo igual que muestra que ambos lados son iguales.</w:t>
+      </w:r>
+    </w:p>
+    <w:p>
+      <w:pPr>
+        <w:spacing w:after="60"/>
+      </w:pPr>
+      <w:r>
+        <w:rPr>
+          <w:b/>
+          <w:bCs/>
+          <w:color w:val="1FA6A2"/>
+          <w:sz w:val="22"/>
+          <w:szCs w:val="22"/>
+        </w:rPr>
+        <w:t xml:space="preserve">☐  </w:t>
+      </w:r>
+      <w:r>
+        <w:rPr>
+          <w:b/>
+          <w:bCs/>
+          <w:color w:val="12355B"/>
           <w:sz w:val="20"/>
           <w:szCs w:val="20"/>
         </w:rPr>
-        <w:t xml:space="preserve">C)  x = 9</w:t>
-      </w:r>
-    </w:p>
-    <w:p>
-      <w:pPr>
-        <w:spacing w:after="30"/>
-        <w:ind w:left="420"/>
-      </w:pPr>
+        <w:t xml:space="preserve">Inverse operation — </w:t>
+      </w:r>
       <w:r>
         <w:rPr>
           <w:sz w:val="20"/>
           <w:szCs w:val="20"/>
         </w:rPr>
-        <w:t xml:space="preserve">D)  x = 15</w:t>
-      </w:r>
-    </w:p>
-    <w:p>
-      <w:pPr>
-        <w:spacing w:after="20" w:before="50"/>
+        <w:t xml:space="preserve">Two math actions that undo each other, like × and ÷.</w:t>
+      </w:r>
+      <w:r>
+        <w:rPr>
+          <w:i/>
+          <w:iCs/>
+          <w:color w:val="5F6F80"/>
+          <w:sz w:val="18"/>
+          <w:szCs w:val="18"/>
+        </w:rPr>
+        <w:br/>
+        <w:t xml:space="preserve">Operación inversa — Dos operaciones que se deshacen entre sí, como × y ÷.</w:t>
+      </w:r>
+    </w:p>
+    <w:p>
+      <w:pPr>
+        <w:spacing w:after="60"/>
       </w:pPr>
       <w:r>
         <w:rPr>
           <w:b/>
           <w:bCs/>
           <w:color w:val="1FA6A2"/>
-          <w:sz w:val="21"/>
-          <w:szCs w:val="21"/>
-        </w:rPr>
-        <w:t xml:space="preserve">Step 1:  </w:t>
-      </w:r>
-      <w:r>
-        <w:rPr>
-          <w:sz w:val="21"/>
-          <w:szCs w:val="21"/>
-        </w:rPr>
-        <w:t xml:space="preserve">Subtract 9 from both sides: x = 15 − 9 = 6.</w:t>
-      </w:r>
-    </w:p>
-    <w:p>
-      <w:pPr>
-        <w:spacing w:after="20" w:before="50"/>
+          <w:sz w:val="22"/>
+          <w:szCs w:val="22"/>
+        </w:rPr>
+        <w:t xml:space="preserve">☐  </w:t>
+      </w:r>
+      <w:r>
+        <w:rPr>
+          <w:b/>
+          <w:bCs/>
+          <w:color w:val="12355B"/>
+          <w:sz w:val="20"/>
+          <w:szCs w:val="20"/>
+        </w:rPr>
+        <w:t xml:space="preserve">Isolate — </w:t>
+      </w:r>
+      <w:r>
+        <w:rPr>
+          <w:sz w:val="20"/>
+          <w:szCs w:val="20"/>
+        </w:rPr>
+        <w:t xml:space="preserve">To get the letter by itself on one side.</w:t>
+      </w:r>
+      <w:r>
+        <w:rPr>
+          <w:i/>
+          <w:iCs/>
+          <w:color w:val="5F6F80"/>
+          <w:sz w:val="18"/>
+          <w:szCs w:val="18"/>
+        </w:rPr>
+        <w:br/>
+        <w:t xml:space="preserve">Despejar — Dejar la letra sola en un lado.</w:t>
+      </w:r>
+    </w:p>
+    <w:p>
+      <w:pPr>
+        <w:spacing w:after="60"/>
       </w:pPr>
       <w:r>
         <w:rPr>
           <w:b/>
           <w:bCs/>
           <w:color w:val="1FA6A2"/>
-          <w:sz w:val="21"/>
-          <w:szCs w:val="21"/>
-        </w:rPr>
-        <w:t xml:space="preserve">Step 2:  </w:t>
-      </w:r>
-      <w:r>
-        <w:rPr>
-          <w:sz w:val="21"/>
-          <w:szCs w:val="21"/>
-        </w:rPr>
-        <w:t xml:space="preserve">Check: 6 + 9 = 15 ✓</w:t>
-      </w:r>
-    </w:p>
-    <w:p>
-      <w:pPr>
-        <w:spacing w:after="40" w:before="60"/>
-      </w:pPr>
-      <w:r>
-        <w:rPr>
-          <w:b/>
-          <w:bCs/>
-          <w:color w:val="12355B"/>
-          <w:sz w:val="21"/>
-          <w:szCs w:val="21"/>
-        </w:rPr>
-        <w:t xml:space="preserve">Answer:  </w:t>
-      </w:r>
-      <w:r>
-        <w:rPr>
-          <w:b/>
-          <w:bCs/>
-          <w:sz w:val="21"/>
-          <w:szCs w:val="21"/>
-        </w:rPr>
-        <w:t xml:space="preserve">A. x = 6</w:t>
-      </w:r>
-    </w:p>
-    <w:p>
-      <w:pPr>
-        <w:pStyle w:val="Heading1"/>
-        <w:pageBreakBefore/>
-        <w:pBdr>
-          <w:bottom w:val="single" w:color="1FA6A2" w:sz="14" w:space="6"/>
-        </w:pBdr>
-        <w:spacing w:after="140" w:before="0"/>
-      </w:pPr>
-      <w:r>
-        <w:rPr>
-          <w:b/>
-          <w:bCs/>
-          <w:color w:val="12355B"/>
-          <w:sz w:val="30"/>
-          <w:szCs w:val="30"/>
-        </w:rPr>
-        <w:t xml:space="preserve">Guided Practice</w:t>
-      </w:r>
-    </w:p>
+          <w:sz w:val="22"/>
+          <w:szCs w:val="22"/>
+        </w:rPr>
+        <w:t xml:space="preserve">☐  </w:t>
+      </w:r>
+      <w:r>
+        <w:rPr>
+          <w:b/>
+          <w:bCs/>
+          <w:color w:val="12355B"/>
+          <w:sz w:val="20"/>
+          <w:szCs w:val="20"/>
+        </w:rPr>
+        <w:t xml:space="preserve">Solution — </w:t>
+      </w:r>
+      <w:r>
+        <w:rPr>
+          <w:sz w:val="20"/>
+          <w:szCs w:val="20"/>
+        </w:rPr>
+        <w:t xml:space="preserve">The number that makes the equation true.</w:t>
+      </w:r>
+      <w:r>
+        <w:rPr>
+          <w:i/>
+          <w:iCs/>
+          <w:color w:val="5F6F80"/>
+          <w:sz w:val="18"/>
+          <w:szCs w:val="18"/>
+        </w:rPr>
+        <w:br/>
+        <w:t xml:space="preserve">Solución — El número que hace verdadera la ecuación.</w:t>
+      </w:r>
+    </w:p>
+    <w:p>
+      <w:pPr>
+        <w:spacing w:after="60"/>
+      </w:pPr>
+      <w:r>
+        <w:rPr>
+          <w:b/>
+          <w:bCs/>
+          <w:color w:val="1FA6A2"/>
+          <w:sz w:val="22"/>
+          <w:szCs w:val="22"/>
+        </w:rPr>
+        <w:t xml:space="preserve">☐  </w:t>
+      </w:r>
+      <w:r>
+        <w:rPr>
+          <w:b/>
+          <w:bCs/>
+          <w:color w:val="12355B"/>
+          <w:sz w:val="20"/>
+          <w:szCs w:val="20"/>
+        </w:rPr>
+        <w:t xml:space="preserve">One-step equation — </w:t>
+      </w:r>
+      <w:r>
+        <w:rPr>
+          <w:sz w:val="20"/>
+          <w:szCs w:val="20"/>
+        </w:rPr>
+        <w:t xml:space="preserve">An equation you can solve in a single step using one inverse operation.</w:t>
+      </w:r>
+      <w:r>
+        <w:rPr>
+          <w:i/>
+          <w:iCs/>
+          <w:color w:val="5F6F80"/>
+          <w:sz w:val="18"/>
+          <w:szCs w:val="18"/>
+        </w:rPr>
+        <w:br/>
+        <w:t xml:space="preserve">Ecuación de un paso — Una ecuación que puedes resolver en un solo paso usando una operación inversa.</w:t>
+      </w:r>
+    </w:p>
+    <w:tbl>
+      <w:tblPr>
+        <w:tblW w:type="pct" w:w="100%"/>
+        <w:tblBorders>
+          <w:top w:val="single" w:color="1FA6A2" w:sz="8"/>
+          <w:left w:val="single" w:color="1FA6A2" w:sz="8"/>
+          <w:bottom w:val="single" w:color="1FA6A2" w:sz="8"/>
+          <w:right w:val="single" w:color="1FA6A2" w:sz="8"/>
+          <w:insideH w:val="single" w:color="auto" w:sz="4"/>
+          <w:insideV w:val="single" w:color="auto" w:sz="4"/>
+        </w:tblBorders>
+      </w:tblPr>
+      <w:tblGrid>
+        <w:gridCol w:w="100"/>
+      </w:tblGrid>
+      <w:tr>
+        <w:tc>
+          <w:tcPr>
+            <w:shd w:fill="F7FFFD" w:color="auto" w:val="clear"/>
+            <w:tcMar>
+              <w:top w:type="dxa" w:w="120"/>
+              <w:left w:type="dxa" w:w="180"/>
+              <w:bottom w:type="dxa" w:w="120"/>
+              <w:right w:type="dxa" w:w="180"/>
+            </w:tcMar>
+          </w:tcPr>
+          <w:p>
+            <w:pPr>
+              <w:spacing w:after="50"/>
+            </w:pPr>
+            <w:r>
+              <w:rPr>
+                <w:b/>
+                <w:bCs/>
+                <w:color w:val="1FA6A2"/>
+                <w:sz w:val="20"/>
+                <w:szCs w:val="20"/>
+              </w:rPr>
+              <w:t xml:space="preserve">Say it first:  </w:t>
+            </w:r>
+            <w:r>
+              <w:rPr>
+                <w:sz w:val="20"/>
+                <w:szCs w:val="20"/>
+              </w:rPr>
+              <w:t xml:space="preserve">Say your idea to a partner or quietly to yourself before you write.</w:t>
+            </w:r>
+          </w:p>
+          <w:p>
+            <w:pPr>
+              <w:spacing w:after="60"/>
+            </w:pPr>
+            <w:r>
+              <w:rPr>
+                <w:color w:val="1A2733"/>
+                <w:sz w:val="21"/>
+                <w:szCs w:val="21"/>
+              </w:rPr>
+              <w:t xml:space="preserve">I used ___ to undo ___, so the variable equals ___.</w:t>
+            </w:r>
+            <w:r>
+              <w:rPr>
+                <w:i/>
+                <w:iCs/>
+                <w:color w:val="5F6F80"/>
+                <w:sz w:val="19"/>
+                <w:szCs w:val="19"/>
+              </w:rPr>
+              <w:br/>
+              <w:t xml:space="preserve">Usé ___ para deshacer ___, así que la variable es igual a ___.</w:t>
+            </w:r>
+          </w:p>
+        </w:tc>
+      </w:tr>
+    </w:tbl>
     <w:p>
       <w:pPr>
         <w:pStyle w:val="Heading2"/>
@@ -1798,181 +1871,17 @@
           <w:sz w:val="24"/>
           <w:szCs w:val="24"/>
         </w:rPr>
-        <w:t xml:space="preserve">Solve Together</w:t>
+        <w:t xml:space="preserve">3. Build Your Explanation</w:t>
       </w:r>
       <w:r>
         <w:rPr>
           <w:i/>
           <w:iCs/>
-          <w:color w:val="6B4FA0"/>
+          <w:color w:val="B97A12"/>
           <w:sz w:val="19"/>
           <w:szCs w:val="19"/>
         </w:rPr>
-        <w:t xml:space="preserve">   We Do — work with your class</w:t>
-      </w:r>
-    </w:p>
-    <w:p>
-      <w:pPr>
-        <w:keepNext/>
-        <w:spacing w:after="40" w:before="40"/>
-      </w:pPr>
-      <w:r>
-        <w:rPr>
-          <w:b/>
-          <w:bCs/>
-          <w:color w:val="12355B"/>
-          <w:sz w:val="21"/>
-          <w:szCs w:val="21"/>
-        </w:rPr>
-        <w:t xml:space="preserve">Problem:  </w:t>
-      </w:r>
-      <w:r>
-        <w:rPr>
-          <w:sz w:val="21"/>
-          <w:szCs w:val="21"/>
-        </w:rPr>
-        <w:t xml:space="preserve">Solve: y − 7 = 20</w:t>
-      </w:r>
-    </w:p>
-    <w:p>
-      <w:pPr>
-        <w:spacing w:after="30"/>
-        <w:ind w:left="420"/>
-      </w:pPr>
-      <w:r>
-        <w:rPr>
-          <w:sz w:val="20"/>
-          <w:szCs w:val="20"/>
-        </w:rPr>
-        <w:t xml:space="preserve">A)  y = 27</w:t>
-      </w:r>
-    </w:p>
-    <w:p>
-      <w:pPr>
-        <w:spacing w:after="30"/>
-        <w:ind w:left="420"/>
-      </w:pPr>
-      <w:r>
-        <w:rPr>
-          <w:sz w:val="20"/>
-          <w:szCs w:val="20"/>
-        </w:rPr>
-        <w:t xml:space="preserve">B)  y = 13</w:t>
-      </w:r>
-    </w:p>
-    <w:p>
-      <w:pPr>
-        <w:spacing w:after="30"/>
-        <w:ind w:left="420"/>
-      </w:pPr>
-      <w:r>
-        <w:rPr>
-          <w:sz w:val="20"/>
-          <w:szCs w:val="20"/>
-        </w:rPr>
-        <w:t xml:space="preserve">C)  y = 7</w:t>
-      </w:r>
-    </w:p>
-    <w:p>
-      <w:pPr>
-        <w:spacing w:after="30"/>
-        <w:ind w:left="420"/>
-      </w:pPr>
-      <w:r>
-        <w:rPr>
-          <w:sz w:val="20"/>
-          <w:szCs w:val="20"/>
-        </w:rPr>
-        <w:t xml:space="preserve">D)  y = 140</w:t>
-      </w:r>
-    </w:p>
-    <w:p>
-      <w:pPr>
-        <w:keepNext/>
-        <w:spacing w:after="0" w:before="50"/>
-      </w:pPr>
-      <w:r>
-        <w:rPr>
-          <w:b/>
-          <w:bCs/>
-          <w:color w:val="6B4FA0"/>
-          <w:sz w:val="21"/>
-          <w:szCs w:val="21"/>
-        </w:rPr>
-        <w:t xml:space="preserve">Step 1:</w:t>
-      </w:r>
-    </w:p>
-    <w:p>
-      <w:pPr>
-        <w:pBdr>
-          <w:bottom w:val="single" w:color="AFBECC" w:sz="6"/>
-        </w:pBdr>
-        <w:spacing w:after="30" w:before="150"/>
-      </w:pPr>
-      <w:r>
-        <w:t xml:space="preserve"/>
-      </w:r>
-    </w:p>
-    <w:p>
-      <w:pPr>
-        <w:keepNext/>
-        <w:spacing w:after="0" w:before="50"/>
-      </w:pPr>
-      <w:r>
-        <w:rPr>
-          <w:b/>
-          <w:bCs/>
-          <w:color w:val="6B4FA0"/>
-          <w:sz w:val="21"/>
-          <w:szCs w:val="21"/>
-        </w:rPr>
-        <w:t xml:space="preserve">Step 2:</w:t>
-      </w:r>
-    </w:p>
-    <w:p>
-      <w:pPr>
-        <w:pBdr>
-          <w:bottom w:val="single" w:color="AFBECC" w:sz="6"/>
-        </w:pBdr>
-        <w:spacing w:after="30" w:before="150"/>
-      </w:pPr>
-      <w:r>
-        <w:t xml:space="preserve"/>
-      </w:r>
-    </w:p>
-    <w:p>
-      <w:pPr>
-        <w:keepNext/>
-        <w:spacing w:after="0" w:before="60"/>
-      </w:pPr>
-      <w:r>
-        <w:rPr>
-          <w:b/>
-          <w:bCs/>
-          <w:color w:val="12355B"/>
-          <w:sz w:val="21"/>
-          <w:szCs w:val="21"/>
-        </w:rPr>
-        <w:t xml:space="preserve">Answer:</w:t>
-      </w:r>
-    </w:p>
-    <w:p>
-      <w:pPr>
-        <w:pBdr>
-          <w:bottom w:val="single" w:color="AFBECC" w:sz="6"/>
-        </w:pBdr>
-        <w:spacing w:after="30" w:before="150"/>
-      </w:pPr>
-      <w:r>
-        <w:t xml:space="preserve"/>
-      </w:r>
-    </w:p>
-    <w:p>
-      <w:pPr>
-        <w:spacing w:after="80"/>
-      </w:pPr>
-      <w:r>
-        <w:t xml:space="preserve"/>
+        <w:t xml:space="preserve">   choose your support</w:t>
       </w:r>
     </w:p>
     <w:tbl>
@@ -2003,6 +1912,1393 @@
           </w:tcPr>
           <w:p>
             <w:pPr>
+              <w:spacing w:after="50"/>
+            </w:pPr>
+            <w:r>
+              <w:rPr>
+                <w:i/>
+                <w:iCs/>
+                <w:color w:val="5F6F80"/>
+                <w:sz w:val="19"/>
+                <w:szCs w:val="19"/>
+              </w:rPr>
+              <w:t xml:space="preserve">This model shows the parts of an explanation. It does not answer your writing question.</w:t>
+            </w:r>
+          </w:p>
+          <w:p>
+            <w:pPr>
+              <w:spacing w:after="80"/>
+            </w:pPr>
+            <w:r>
+              <w:rPr>
+                <w:b/>
+                <w:bCs/>
+                <w:color w:val="12355B"/>
+                <w:sz w:val="19"/>
+                <w:szCs w:val="19"/>
+              </w:rPr>
+              <w:t xml:space="preserve">Claim:  </w:t>
+            </w:r>
+            <w:r>
+              <w:rPr>
+                <w:sz w:val="19"/>
+                <w:szCs w:val="19"/>
+              </w:rPr>
+              <w:t xml:space="preserve">I can undo the addition to get the variable by itself.</w:t>
+            </w:r>
+          </w:p>
+          <w:p>
+            <w:pPr>
+              <w:spacing w:after="80"/>
+            </w:pPr>
+            <w:r>
+              <w:rPr>
+                <w:b/>
+                <w:bCs/>
+                <w:color w:val="12355B"/>
+                <w:sz w:val="19"/>
+                <w:szCs w:val="19"/>
+              </w:rPr>
+              <w:t xml:space="preserve">Evidence:  </w:t>
+            </w:r>
+            <w:r>
+              <w:rPr>
+                <w:sz w:val="19"/>
+                <w:szCs w:val="19"/>
+              </w:rPr>
+              <w:t xml:space="preserve">Students recognize 23 is added to n and that subtracting 23 (the inverse operation) from both sides will isolate n.</w:t>
+            </w:r>
+          </w:p>
+          <w:p>
+            <w:pPr>
+              <w:spacing w:after="80"/>
+            </w:pPr>
+            <w:r>
+              <w:rPr>
+                <w:b/>
+                <w:bCs/>
+                <w:color w:val="12355B"/>
+                <w:sz w:val="19"/>
+                <w:szCs w:val="19"/>
+              </w:rPr>
+              <w:t xml:space="preserve">Reasoning:  </w:t>
+            </w:r>
+            <w:r>
+              <w:rPr>
+                <w:sz w:val="19"/>
+                <w:szCs w:val="19"/>
+              </w:rPr>
+              <w:t xml:space="preserve">This evidence connects the definition of equation to the mathematical claim.</w:t>
+            </w:r>
+          </w:p>
+        </w:tc>
+      </w:tr>
+    </w:tbl>
+    <w:p>
+      <w:pPr>
+        <w:pStyle w:val="Heading2"/>
+        <w:spacing w:after="80" w:before="180"/>
+      </w:pPr>
+      <w:r>
+        <w:rPr>
+          <w:b/>
+          <w:bCs/>
+          <w:color w:val="12355B"/>
+          <w:sz w:val="24"/>
+          <w:szCs w:val="24"/>
+        </w:rPr>
+        <w:t xml:space="preserve">Start</w:t>
+      </w:r>
+      <w:r>
+        <w:rPr>
+          <w:i/>
+          <w:iCs/>
+          <w:color w:val="1FA6A2"/>
+          <w:sz w:val="19"/>
+          <w:szCs w:val="19"/>
+        </w:rPr>
+        <w:t xml:space="preserve">   Most language support</w:t>
+      </w:r>
+    </w:p>
+    <w:p>
+      <w:pPr>
+        <w:spacing w:after="60"/>
+      </w:pPr>
+      <w:r>
+        <w:rPr>
+          <w:color w:val="1A2733"/>
+          <w:sz w:val="21"/>
+          <w:szCs w:val="21"/>
+        </w:rPr>
+        <w:t xml:space="preserve">Complete the frames. Use the word bank.</w:t>
+      </w:r>
+      <w:r>
+        <w:rPr>
+          <w:i/>
+          <w:iCs/>
+          <w:color w:val="5F6F80"/>
+          <w:sz w:val="19"/>
+          <w:szCs w:val="19"/>
+        </w:rPr>
+        <w:br/>
+        <w:t xml:space="preserve">Completa las oraciones. Usa el banco de palabras.</w:t>
+      </w:r>
+    </w:p>
+    <w:p>
+      <w:pPr>
+        <w:spacing w:after="60"/>
+      </w:pPr>
+      <w:r>
+        <w:rPr>
+          <w:color w:val="1A2733"/>
+          <w:sz w:val="21"/>
+          <w:szCs w:val="21"/>
+        </w:rPr>
+        <w:t xml:space="preserve">I used ___ to undo ___, so the variable equals ___.</w:t>
+      </w:r>
+      <w:r>
+        <w:rPr>
+          <w:i/>
+          <w:iCs/>
+          <w:color w:val="5F6F80"/>
+          <w:sz w:val="19"/>
+          <w:szCs w:val="19"/>
+        </w:rPr>
+        <w:br/>
+        <w:t xml:space="preserve">Usé ___ para deshacer ___, así que la variable es igual a ___.</w:t>
+      </w:r>
+    </w:p>
+    <w:p>
+      <w:pPr>
+        <w:spacing w:after="60"/>
+      </w:pPr>
+      <w:r>
+        <w:rPr>
+          <w:color w:val="1A2733"/>
+          <w:sz w:val="21"/>
+          <w:szCs w:val="21"/>
+        </w:rPr>
+        <w:t xml:space="preserve">I do it to both sides because ___.</w:t>
+      </w:r>
+      <w:r>
+        <w:rPr>
+          <w:i/>
+          <w:iCs/>
+          <w:color w:val="5F6F80"/>
+          <w:sz w:val="19"/>
+          <w:szCs w:val="19"/>
+        </w:rPr>
+        <w:br/>
+        <w:t xml:space="preserve">Lo hago en ambos lados porque ___.</w:t>
+      </w:r>
+    </w:p>
+    <w:tbl>
+      <w:tblPr>
+        <w:tblW w:type="pct" w:w="100%"/>
+        <w:tblBorders>
+          <w:top w:val="single" w:color="C7D2DD" w:sz="6"/>
+          <w:left w:val="single" w:color="C7D2DD" w:sz="6"/>
+          <w:bottom w:val="single" w:color="C7D2DD" w:sz="6"/>
+          <w:right w:val="single" w:color="C7D2DD" w:sz="6"/>
+          <w:insideH w:val="single" w:color="auto" w:sz="4"/>
+          <w:insideV w:val="single" w:color="auto" w:sz="4"/>
+        </w:tblBorders>
+      </w:tblPr>
+      <w:tblGrid>
+        <w:gridCol w:w="100"/>
+      </w:tblGrid>
+      <w:tr>
+        <w:tc>
+          <w:tcPr>
+            <w:shd w:fill="FBF3E2" w:color="auto" w:val="clear"/>
+            <w:tcMar>
+              <w:top w:type="dxa" w:w="60"/>
+              <w:left w:type="dxa" w:w="120"/>
+              <w:bottom w:type="dxa" w:w="60"/>
+              <w:right w:type="dxa" w:w="120"/>
+            </w:tcMar>
+          </w:tcPr>
+          <w:p>
+            <w:pPr>
+              <w:spacing w:after="0" w:line="320"/>
+            </w:pPr>
+            <w:r>
+              <w:t xml:space="preserve"/>
+            </w:r>
+          </w:p>
+          <w:p>
+            <w:pPr>
+              <w:spacing w:after="0" w:line="320"/>
+            </w:pPr>
+            <w:r>
+              <w:t xml:space="preserve"/>
+            </w:r>
+          </w:p>
+          <w:p>
+            <w:pPr>
+              <w:spacing w:after="0" w:line="320"/>
+            </w:pPr>
+            <w:r>
+              <w:t xml:space="preserve"/>
+            </w:r>
+          </w:p>
+        </w:tc>
+      </w:tr>
+    </w:tbl>
+    <w:p>
+      <w:pPr>
+        <w:pStyle w:val="Heading2"/>
+        <w:spacing w:after="80" w:before="180"/>
+      </w:pPr>
+      <w:r>
+        <w:rPr>
+          <w:b/>
+          <w:bCs/>
+          <w:color w:val="12355B"/>
+          <w:sz w:val="24"/>
+          <w:szCs w:val="24"/>
+        </w:rPr>
+        <w:t xml:space="preserve">Build</w:t>
+      </w:r>
+      <w:r>
+        <w:rPr>
+          <w:i/>
+          <w:iCs/>
+          <w:color w:val="B97A12"/>
+          <w:sz w:val="19"/>
+          <w:szCs w:val="19"/>
+        </w:rPr>
+        <w:t xml:space="preserve">   Some language support</w:t>
+      </w:r>
+    </w:p>
+    <w:p>
+      <w:pPr>
+        <w:spacing w:after="60"/>
+      </w:pPr>
+      <w:r>
+        <w:rPr>
+          <w:color w:val="1A2733"/>
+          <w:sz w:val="21"/>
+          <w:szCs w:val="21"/>
+        </w:rPr>
+        <w:t xml:space="preserve">Write two connected sentences. Use because, so, or but.</w:t>
+      </w:r>
+      <w:r>
+        <w:rPr>
+          <w:i/>
+          <w:iCs/>
+          <w:color w:val="5F6F80"/>
+          <w:sz w:val="19"/>
+          <w:szCs w:val="19"/>
+        </w:rPr>
+        <w:br/>
+        <w:t xml:space="preserve">Escribe dos oraciones conectadas. Usa porque, entonces o pero.</w:t>
+      </w:r>
+    </w:p>
+    <w:p>
+      <w:pPr>
+        <w:spacing w:after="60"/>
+      </w:pPr>
+      <w:r>
+        <w:rPr>
+          <w:color w:val="1A2733"/>
+          <w:sz w:val="21"/>
+          <w:szCs w:val="21"/>
+        </w:rPr>
+        <w:t xml:space="preserve">My claim is ___.</w:t>
+      </w:r>
+      <w:r>
+        <w:rPr>
+          <w:i/>
+          <w:iCs/>
+          <w:color w:val="5F6F80"/>
+          <w:sz w:val="19"/>
+          <w:szCs w:val="19"/>
+        </w:rPr>
+        <w:br/>
+        <w:t xml:space="preserve">Mi afirmación es ___.</w:t>
+      </w:r>
+    </w:p>
+    <w:p>
+      <w:pPr>
+        <w:spacing w:after="60"/>
+      </w:pPr>
+      <w:r>
+        <w:rPr>
+          <w:color w:val="1A2733"/>
+          <w:sz w:val="21"/>
+          <w:szCs w:val="21"/>
+        </w:rPr>
+        <w:t xml:space="preserve">I know because ___.</w:t>
+      </w:r>
+      <w:r>
+        <w:rPr>
+          <w:i/>
+          <w:iCs/>
+          <w:color w:val="5F6F80"/>
+          <w:sz w:val="19"/>
+          <w:szCs w:val="19"/>
+        </w:rPr>
+        <w:br/>
+        <w:t xml:space="preserve">Lo sé porque ___.</w:t>
+      </w:r>
+    </w:p>
+    <w:p>
+      <w:pPr>
+        <w:spacing w:after="60"/>
+      </w:pPr>
+      <w:r>
+        <w:rPr>
+          <w:color w:val="1A2733"/>
+          <w:sz w:val="21"/>
+          <w:szCs w:val="21"/>
+        </w:rPr>
+        <w:t xml:space="preserve">So ___.</w:t>
+      </w:r>
+      <w:r>
+        <w:rPr>
+          <w:i/>
+          <w:iCs/>
+          <w:color w:val="5F6F80"/>
+          <w:sz w:val="19"/>
+          <w:szCs w:val="19"/>
+        </w:rPr>
+        <w:br/>
+        <w:t xml:space="preserve">Entonces ___.</w:t>
+      </w:r>
+    </w:p>
+    <w:tbl>
+      <w:tblPr>
+        <w:tblW w:type="pct" w:w="100%"/>
+        <w:tblBorders>
+          <w:top w:val="single" w:color="C7D2DD" w:sz="6"/>
+          <w:left w:val="single" w:color="C7D2DD" w:sz="6"/>
+          <w:bottom w:val="single" w:color="C7D2DD" w:sz="6"/>
+          <w:right w:val="single" w:color="C7D2DD" w:sz="6"/>
+          <w:insideH w:val="single" w:color="auto" w:sz="4"/>
+          <w:insideV w:val="single" w:color="auto" w:sz="4"/>
+        </w:tblBorders>
+      </w:tblPr>
+      <w:tblGrid>
+        <w:gridCol w:w="100"/>
+      </w:tblGrid>
+      <w:tr>
+        <w:tc>
+          <w:tcPr>
+            <w:shd w:fill="FBF3E2" w:color="auto" w:val="clear"/>
+            <w:tcMar>
+              <w:top w:type="dxa" w:w="60"/>
+              <w:left w:type="dxa" w:w="120"/>
+              <w:bottom w:type="dxa" w:w="60"/>
+              <w:right w:type="dxa" w:w="120"/>
+            </w:tcMar>
+          </w:tcPr>
+          <w:p>
+            <w:pPr>
+              <w:spacing w:after="0" w:line="320"/>
+            </w:pPr>
+            <w:r>
+              <w:t xml:space="preserve"/>
+            </w:r>
+          </w:p>
+          <w:p>
+            <w:pPr>
+              <w:spacing w:after="0" w:line="320"/>
+            </w:pPr>
+            <w:r>
+              <w:t xml:space="preserve"/>
+            </w:r>
+          </w:p>
+          <w:p>
+            <w:pPr>
+              <w:spacing w:after="0" w:line="320"/>
+            </w:pPr>
+            <w:r>
+              <w:t xml:space="preserve"/>
+            </w:r>
+          </w:p>
+        </w:tc>
+      </w:tr>
+    </w:tbl>
+    <w:p>
+      <w:pPr>
+        <w:pStyle w:val="Heading2"/>
+        <w:spacing w:after="80" w:before="180"/>
+      </w:pPr>
+      <w:r>
+        <w:rPr>
+          <w:b/>
+          <w:bCs/>
+          <w:color w:val="12355B"/>
+          <w:sz w:val="24"/>
+          <w:szCs w:val="24"/>
+        </w:rPr>
+        <w:t xml:space="preserve">Explain</w:t>
+      </w:r>
+      <w:r>
+        <w:rPr>
+          <w:i/>
+          <w:iCs/>
+          <w:color w:val="B97A12"/>
+          <w:sz w:val="19"/>
+          <w:szCs w:val="19"/>
+        </w:rPr>
+        <w:t xml:space="preserve">   Light language support</w:t>
+      </w:r>
+    </w:p>
+    <w:p>
+      <w:pPr>
+        <w:spacing w:after="60"/>
+      </w:pPr>
+      <w:r>
+        <w:rPr>
+          <w:color w:val="1A2733"/>
+          <w:sz w:val="21"/>
+          <w:szCs w:val="21"/>
+        </w:rPr>
+        <w:t xml:space="preserve">Write a claim, give math evidence, and explain your reasoning.</w:t>
+      </w:r>
+      <w:r>
+        <w:rPr>
+          <w:i/>
+          <w:iCs/>
+          <w:color w:val="5F6F80"/>
+          <w:sz w:val="19"/>
+          <w:szCs w:val="19"/>
+        </w:rPr>
+        <w:br/>
+        <w:t xml:space="preserve">Escribe una afirmación, da evidencia matemática y explica tu razonamiento.</w:t>
+      </w:r>
+    </w:p>
+    <w:p>
+      <w:pPr>
+        <w:spacing w:after="60"/>
+      </w:pPr>
+      <w:r>
+        <w:rPr>
+          <w:color w:val="1A2733"/>
+          <w:sz w:val="21"/>
+          <w:szCs w:val="21"/>
+        </w:rPr>
+        <w:t xml:space="preserve">My claim is ___.</w:t>
+      </w:r>
+      <w:r>
+        <w:rPr>
+          <w:i/>
+          <w:iCs/>
+          <w:color w:val="5F6F80"/>
+          <w:sz w:val="19"/>
+          <w:szCs w:val="19"/>
+        </w:rPr>
+        <w:br/>
+        <w:t xml:space="preserve">Mi afirmación es ___.</w:t>
+      </w:r>
+    </w:p>
+    <w:p>
+      <w:pPr>
+        <w:spacing w:after="60"/>
+      </w:pPr>
+      <w:r>
+        <w:rPr>
+          <w:color w:val="1A2733"/>
+          <w:sz w:val="21"/>
+          <w:szCs w:val="21"/>
+        </w:rPr>
+        <w:t xml:space="preserve">My math evidence is ___.</w:t>
+      </w:r>
+      <w:r>
+        <w:rPr>
+          <w:i/>
+          <w:iCs/>
+          <w:color w:val="5F6F80"/>
+          <w:sz w:val="19"/>
+          <w:szCs w:val="19"/>
+        </w:rPr>
+        <w:br/>
+        <w:t xml:space="preserve">Mi evidencia matemática es ___.</w:t>
+      </w:r>
+    </w:p>
+    <w:p>
+      <w:pPr>
+        <w:spacing w:after="60"/>
+      </w:pPr>
+      <w:r>
+        <w:rPr>
+          <w:color w:val="1A2733"/>
+          <w:sz w:val="21"/>
+          <w:szCs w:val="21"/>
+        </w:rPr>
+        <w:t xml:space="preserve">This proves ___ because ___.</w:t>
+      </w:r>
+      <w:r>
+        <w:rPr>
+          <w:i/>
+          <w:iCs/>
+          <w:color w:val="5F6F80"/>
+          <w:sz w:val="19"/>
+          <w:szCs w:val="19"/>
+        </w:rPr>
+        <w:br/>
+        <w:t xml:space="preserve">Esto demuestra ___ porque ___.</w:t>
+      </w:r>
+    </w:p>
+    <w:tbl>
+      <w:tblPr>
+        <w:tblW w:type="pct" w:w="100%"/>
+        <w:tblBorders>
+          <w:top w:val="single" w:color="C7D2DD" w:sz="6"/>
+          <w:left w:val="single" w:color="C7D2DD" w:sz="6"/>
+          <w:bottom w:val="single" w:color="C7D2DD" w:sz="6"/>
+          <w:right w:val="single" w:color="C7D2DD" w:sz="6"/>
+          <w:insideH w:val="single" w:color="auto" w:sz="4"/>
+          <w:insideV w:val="single" w:color="auto" w:sz="4"/>
+        </w:tblBorders>
+      </w:tblPr>
+      <w:tblGrid>
+        <w:gridCol w:w="100"/>
+      </w:tblGrid>
+      <w:tr>
+        <w:tc>
+          <w:tcPr>
+            <w:shd w:fill="FBF3E2" w:color="auto" w:val="clear"/>
+            <w:tcMar>
+              <w:top w:type="dxa" w:w="60"/>
+              <w:left w:type="dxa" w:w="120"/>
+              <w:bottom w:type="dxa" w:w="60"/>
+              <w:right w:type="dxa" w:w="120"/>
+            </w:tcMar>
+          </w:tcPr>
+          <w:p>
+            <w:pPr>
+              <w:spacing w:after="0" w:line="320"/>
+            </w:pPr>
+            <w:r>
+              <w:t xml:space="preserve"/>
+            </w:r>
+          </w:p>
+          <w:p>
+            <w:pPr>
+              <w:spacing w:after="0" w:line="320"/>
+            </w:pPr>
+            <w:r>
+              <w:t xml:space="preserve"/>
+            </w:r>
+          </w:p>
+          <w:p>
+            <w:pPr>
+              <w:spacing w:after="0" w:line="320"/>
+            </w:pPr>
+            <w:r>
+              <w:t xml:space="preserve"/>
+            </w:r>
+          </w:p>
+          <w:p>
+            <w:pPr>
+              <w:spacing w:after="0" w:line="320"/>
+            </w:pPr>
+            <w:r>
+              <w:t xml:space="preserve"/>
+            </w:r>
+          </w:p>
+          <w:p>
+            <w:pPr>
+              <w:spacing w:after="0" w:line="320"/>
+            </w:pPr>
+            <w:r>
+              <w:t xml:space="preserve"/>
+            </w:r>
+          </w:p>
+        </w:tc>
+      </w:tr>
+    </w:tbl>
+    <w:p>
+      <w:pPr>
+        <w:pStyle w:val="Heading2"/>
+        <w:spacing w:after="80" w:before="180"/>
+      </w:pPr>
+      <w:r>
+        <w:rPr>
+          <w:b/>
+          <w:bCs/>
+          <w:color w:val="12355B"/>
+          <w:sz w:val="24"/>
+          <w:szCs w:val="24"/>
+        </w:rPr>
+        <w:t xml:space="preserve">4. Check Your Explanation</w:t>
+      </w:r>
+      <w:r>
+        <w:rPr>
+          <w:i/>
+          <w:iCs/>
+          <w:color w:val="1FA6A2"/>
+          <w:sz w:val="19"/>
+          <w:szCs w:val="19"/>
+        </w:rPr>
+        <w:t xml:space="preserve">   five quick checks</w:t>
+      </w:r>
+    </w:p>
+    <w:p>
+      <w:pPr>
+        <w:spacing w:after="80"/>
+      </w:pPr>
+      <w:r>
+        <w:rPr>
+          <w:b/>
+          <w:bCs/>
+          <w:color w:val="1FA6A2"/>
+          <w:sz w:val="22"/>
+          <w:szCs w:val="22"/>
+        </w:rPr>
+        <w:t xml:space="preserve">☐  </w:t>
+      </w:r>
+      <w:r>
+        <w:rPr>
+          <w:sz w:val="20"/>
+          <w:szCs w:val="20"/>
+        </w:rPr>
+        <w:t xml:space="preserve">I answered the question.</w:t>
+      </w:r>
+      <w:r>
+        <w:rPr>
+          <w:i/>
+          <w:iCs/>
+          <w:color w:val="5F6F80"/>
+          <w:sz w:val="18"/>
+          <w:szCs w:val="18"/>
+        </w:rPr>
+        <w:br/>
+        <w:t xml:space="preserve">Respondí la pregunta.</w:t>
+      </w:r>
+    </w:p>
+    <w:p>
+      <w:pPr>
+        <w:spacing w:after="80"/>
+      </w:pPr>
+      <w:r>
+        <w:rPr>
+          <w:b/>
+          <w:bCs/>
+          <w:color w:val="1FA6A2"/>
+          <w:sz w:val="22"/>
+          <w:szCs w:val="22"/>
+        </w:rPr>
+        <w:t xml:space="preserve">☐  </w:t>
+      </w:r>
+      <w:r>
+        <w:rPr>
+          <w:sz w:val="20"/>
+          <w:szCs w:val="20"/>
+        </w:rPr>
+        <w:t xml:space="preserve">I used math evidence: numbers, an equation, a model, or a comparison.</w:t>
+      </w:r>
+      <w:r>
+        <w:rPr>
+          <w:i/>
+          <w:iCs/>
+          <w:color w:val="5F6F80"/>
+          <w:sz w:val="18"/>
+          <w:szCs w:val="18"/>
+        </w:rPr>
+        <w:br/>
+        <w:t xml:space="preserve">Usé evidencia matemática: números, una ecuación, un modelo o una comparación.</w:t>
+      </w:r>
+    </w:p>
+    <w:p>
+      <w:pPr>
+        <w:spacing w:after="80"/>
+      </w:pPr>
+      <w:r>
+        <w:rPr>
+          <w:b/>
+          <w:bCs/>
+          <w:color w:val="1FA6A2"/>
+          <w:sz w:val="22"/>
+          <w:szCs w:val="22"/>
+        </w:rPr>
+        <w:t xml:space="preserve">☐  </w:t>
+      </w:r>
+      <w:r>
+        <w:rPr>
+          <w:sz w:val="20"/>
+          <w:szCs w:val="20"/>
+        </w:rPr>
+        <w:t xml:space="preserve">I explained how the evidence proves my answer.</w:t>
+      </w:r>
+      <w:r>
+        <w:rPr>
+          <w:i/>
+          <w:iCs/>
+          <w:color w:val="5F6F80"/>
+          <w:sz w:val="18"/>
+          <w:szCs w:val="18"/>
+        </w:rPr>
+        <w:br/>
+        <w:t xml:space="preserve">Expliqué cómo la evidencia demuestra mi respuesta.</w:t>
+      </w:r>
+    </w:p>
+    <w:p>
+      <w:pPr>
+        <w:spacing w:after="80"/>
+      </w:pPr>
+      <w:r>
+        <w:rPr>
+          <w:b/>
+          <w:bCs/>
+          <w:color w:val="1FA6A2"/>
+          <w:sz w:val="22"/>
+          <w:szCs w:val="22"/>
+        </w:rPr>
+        <w:t xml:space="preserve">☐  </w:t>
+      </w:r>
+      <w:r>
+        <w:rPr>
+          <w:sz w:val="20"/>
+          <w:szCs w:val="20"/>
+        </w:rPr>
+        <w:t xml:space="preserve">I used at least two math words.</w:t>
+      </w:r>
+      <w:r>
+        <w:rPr>
+          <w:i/>
+          <w:iCs/>
+          <w:color w:val="5F6F80"/>
+          <w:sz w:val="18"/>
+          <w:szCs w:val="18"/>
+        </w:rPr>
+        <w:br/>
+        <w:t xml:space="preserve">Usé por lo menos dos palabras matemáticas.</w:t>
+      </w:r>
+    </w:p>
+    <w:p>
+      <w:pPr>
+        <w:spacing w:after="80"/>
+      </w:pPr>
+      <w:r>
+        <w:rPr>
+          <w:b/>
+          <w:bCs/>
+          <w:color w:val="1FA6A2"/>
+          <w:sz w:val="22"/>
+          <w:szCs w:val="22"/>
+        </w:rPr>
+        <w:t xml:space="preserve">☐  </w:t>
+      </w:r>
+      <w:r>
+        <w:rPr>
+          <w:sz w:val="20"/>
+          <w:szCs w:val="20"/>
+        </w:rPr>
+        <w:t xml:space="preserve">I reread complete sentences and punctuation.</w:t>
+      </w:r>
+      <w:r>
+        <w:rPr>
+          <w:i/>
+          <w:iCs/>
+          <w:color w:val="5F6F80"/>
+          <w:sz w:val="18"/>
+          <w:szCs w:val="18"/>
+        </w:rPr>
+        <w:br/>
+        <w:t xml:space="preserve">Volví a leer mis oraciones completas y la puntuación.</w:t>
+      </w:r>
+    </w:p>
+    <w:p>
+      <w:pPr>
+        <w:pStyle w:val="Heading1"/>
+        <w:pageBreakBefore/>
+        <w:pBdr>
+          <w:bottom w:val="single" w:color="1FA6A2" w:sz="14" w:space="6"/>
+        </w:pBdr>
+        <w:spacing w:after="140" w:before="0"/>
+      </w:pPr>
+      <w:r>
+        <w:rPr>
+          <w:b/>
+          <w:bCs/>
+          <w:color w:val="12355B"/>
+          <w:sz w:val="30"/>
+          <w:szCs w:val="30"/>
+        </w:rPr>
+        <w:t xml:space="preserve">Worked Example</w:t>
+      </w:r>
+    </w:p>
+    <w:p>
+      <w:pPr>
+        <w:pStyle w:val="Heading2"/>
+        <w:spacing w:after="80" w:before="180"/>
+      </w:pPr>
+      <w:r>
+        <w:rPr>
+          <w:b/>
+          <w:bCs/>
+          <w:color w:val="12355B"/>
+          <w:sz w:val="24"/>
+          <w:szCs w:val="24"/>
+        </w:rPr>
+        <w:t xml:space="preserve">Watch &amp; Read</w:t>
+      </w:r>
+      <w:r>
+        <w:rPr>
+          <w:i/>
+          <w:iCs/>
+          <w:color w:val="1FA6A2"/>
+          <w:sz w:val="19"/>
+          <w:szCs w:val="19"/>
+        </w:rPr>
+        <w:t xml:space="preserve">   I Do — follow along with your teacher</w:t>
+      </w:r>
+    </w:p>
+    <w:tbl>
+      <w:tblPr>
+        <w:tblW w:type="pct" w:w="100%"/>
+        <w:tblBorders>
+          <w:top w:val="single" w:color="1FA6A2" w:sz="8"/>
+          <w:left w:val="single" w:color="1FA6A2" w:sz="8"/>
+          <w:bottom w:val="single" w:color="1FA6A2" w:sz="8"/>
+          <w:right w:val="single" w:color="1FA6A2" w:sz="8"/>
+          <w:insideH w:val="single" w:color="auto" w:sz="4"/>
+          <w:insideV w:val="single" w:color="auto" w:sz="4"/>
+        </w:tblBorders>
+      </w:tblPr>
+      <w:tblGrid>
+        <w:gridCol w:w="100"/>
+      </w:tblGrid>
+      <w:tr>
+        <w:tc>
+          <w:tcPr>
+            <w:shd w:fill="E6F4F3" w:color="auto" w:val="clear"/>
+            <w:tcMar>
+              <w:top w:type="dxa" w:w="120"/>
+              <w:left w:type="dxa" w:w="180"/>
+              <w:bottom w:type="dxa" w:w="120"/>
+              <w:right w:type="dxa" w:w="180"/>
+            </w:tcMar>
+          </w:tcPr>
+          <w:p>
+            <w:pPr>
+              <w:spacing w:after="60"/>
+            </w:pPr>
+            <w:r>
+              <w:rPr>
+                <w:b/>
+                <w:bCs/>
+                <w:color w:val="12355B"/>
+                <w:sz w:val="22"/>
+                <w:szCs w:val="22"/>
+              </w:rPr>
+              <w:t xml:space="preserve">Case File: The Missing Number</w:t>
+            </w:r>
+          </w:p>
+          <w:p>
+            <w:pPr>
+              <w:spacing w:after="0"/>
+            </w:pPr>
+            <w:r>
+              <w:rPr>
+                <w:sz w:val="21"/>
+                <w:szCs w:val="21"/>
+              </w:rPr>
+              <w:t xml:space="preserve">Detective Chen found a coded message: 'The suspect's locker number plus 23 equals 58.' She needs to figure out the locker number to crack the case. The equation is n + 23 = 58. What is n?</w:t>
+            </w:r>
+          </w:p>
+        </w:tc>
+      </w:tr>
+    </w:tbl>
+    <w:p>
+      <w:pPr>
+        <w:spacing w:after="80"/>
+      </w:pPr>
+      <w:r>
+        <w:t xml:space="preserve"/>
+      </w:r>
+    </w:p>
+    <w:p>
+      <w:pPr>
+        <w:spacing w:after="50" w:before="60"/>
+      </w:pPr>
+      <w:r>
+        <w:rPr>
+          <w:b/>
+          <w:bCs/>
+          <w:color w:val="12355B"/>
+          <w:sz w:val="21"/>
+          <w:szCs w:val="21"/>
+        </w:rPr>
+        <w:t xml:space="preserve">Think about:</w:t>
+      </w:r>
+    </w:p>
+    <w:p>
+      <w:pPr>
+        <w:spacing w:after="40"/>
+        <w:ind w:left="300"/>
+      </w:pPr>
+      <w:r>
+        <w:rPr>
+          <w:sz w:val="20"/>
+          <w:szCs w:val="20"/>
+        </w:rPr>
+        <w:t xml:space="preserve">•  What operation connects the locker number and 23?</w:t>
+      </w:r>
+    </w:p>
+    <w:p>
+      <w:pPr>
+        <w:spacing w:after="40"/>
+        <w:ind w:left="300"/>
+      </w:pPr>
+      <w:r>
+        <w:rPr>
+          <w:sz w:val="20"/>
+          <w:szCs w:val="20"/>
+        </w:rPr>
+        <w:t xml:space="preserve">•  What does n represent in the equation?</w:t>
+      </w:r>
+    </w:p>
+    <w:p>
+      <w:pPr>
+        <w:spacing w:after="40"/>
+        <w:ind w:left="300"/>
+      </w:pPr>
+      <w:r>
+        <w:rPr>
+          <w:sz w:val="20"/>
+          <w:szCs w:val="20"/>
+        </w:rPr>
+        <w:t xml:space="preserve">•  How could you undo the addition to find n?</w:t>
+      </w:r>
+    </w:p>
+    <w:p>
+      <w:pPr>
+        <w:spacing w:after="40"/>
+        <w:ind w:left="300"/>
+      </w:pPr>
+      <w:r>
+        <w:rPr>
+          <w:sz w:val="20"/>
+          <w:szCs w:val="20"/>
+        </w:rPr>
+        <w:t xml:space="preserve">•  What if the message said 'the number minus 23 equals 58' instead?</w:t>
+      </w:r>
+    </w:p>
+    <w:p>
+      <w:pPr>
+        <w:spacing w:after="40"/>
+        <w:ind w:left="300"/>
+      </w:pPr>
+      <w:r>
+        <w:rPr>
+          <w:sz w:val="20"/>
+          <w:szCs w:val="20"/>
+        </w:rPr>
+        <w:t xml:space="preserve">•  Can you check your answer by putting it back in the equation?</w:t>
+      </w:r>
+    </w:p>
+    <w:p>
+      <w:pPr>
+        <w:pStyle w:val="Heading2"/>
+        <w:spacing w:after="80" w:before="180"/>
+      </w:pPr>
+      <w:r>
+        <w:rPr>
+          <w:b/>
+          <w:bCs/>
+          <w:color w:val="12355B"/>
+          <w:sz w:val="24"/>
+          <w:szCs w:val="24"/>
+        </w:rPr>
+        <w:t xml:space="preserve">Solved Example</w:t>
+      </w:r>
+      <w:r>
+        <w:rPr>
+          <w:i/>
+          <w:iCs/>
+          <w:color w:val="1FA6A2"/>
+          <w:sz w:val="19"/>
+          <w:szCs w:val="19"/>
+        </w:rPr>
+        <w:t xml:space="preserve">   I Do — watch each step</w:t>
+      </w:r>
+    </w:p>
+    <w:p>
+      <w:pPr>
+        <w:keepNext/>
+        <w:spacing w:after="40"/>
+      </w:pPr>
+      <w:r>
+        <w:rPr>
+          <w:b/>
+          <w:bCs/>
+          <w:color w:val="12355B"/>
+          <w:sz w:val="21"/>
+          <w:szCs w:val="21"/>
+        </w:rPr>
+        <w:t xml:space="preserve">Problem:  </w:t>
+      </w:r>
+      <w:r>
+        <w:rPr>
+          <w:sz w:val="21"/>
+          <w:szCs w:val="21"/>
+        </w:rPr>
+        <w:t xml:space="preserve">Solve: x + 9 = 15</w:t>
+      </w:r>
+    </w:p>
+    <w:p>
+      <w:pPr>
+        <w:spacing w:after="30"/>
+        <w:ind w:left="420"/>
+      </w:pPr>
+      <w:r>
+        <w:rPr>
+          <w:sz w:val="20"/>
+          <w:szCs w:val="20"/>
+        </w:rPr>
+        <w:t xml:space="preserve">A)  x = 6</w:t>
+      </w:r>
+    </w:p>
+    <w:p>
+      <w:pPr>
+        <w:spacing w:after="30"/>
+        <w:ind w:left="420"/>
+      </w:pPr>
+      <w:r>
+        <w:rPr>
+          <w:sz w:val="20"/>
+          <w:szCs w:val="20"/>
+        </w:rPr>
+        <w:t xml:space="preserve">B)  x = 24</w:t>
+      </w:r>
+    </w:p>
+    <w:p>
+      <w:pPr>
+        <w:spacing w:after="30"/>
+        <w:ind w:left="420"/>
+      </w:pPr>
+      <w:r>
+        <w:rPr>
+          <w:sz w:val="20"/>
+          <w:szCs w:val="20"/>
+        </w:rPr>
+        <w:t xml:space="preserve">C)  x = 9</w:t>
+      </w:r>
+    </w:p>
+    <w:p>
+      <w:pPr>
+        <w:spacing w:after="30"/>
+        <w:ind w:left="420"/>
+      </w:pPr>
+      <w:r>
+        <w:rPr>
+          <w:sz w:val="20"/>
+          <w:szCs w:val="20"/>
+        </w:rPr>
+        <w:t xml:space="preserve">D)  x = 15</w:t>
+      </w:r>
+    </w:p>
+    <w:p>
+      <w:pPr>
+        <w:spacing w:after="20" w:before="50"/>
+      </w:pPr>
+      <w:r>
+        <w:rPr>
+          <w:b/>
+          <w:bCs/>
+          <w:color w:val="1FA6A2"/>
+          <w:sz w:val="21"/>
+          <w:szCs w:val="21"/>
+        </w:rPr>
+        <w:t xml:space="preserve">Step 1:  </w:t>
+      </w:r>
+      <w:r>
+        <w:rPr>
+          <w:sz w:val="21"/>
+          <w:szCs w:val="21"/>
+        </w:rPr>
+        <w:t xml:space="preserve">Subtract 9 from both sides: x = 15 − 9 = 6.</w:t>
+      </w:r>
+    </w:p>
+    <w:p>
+      <w:pPr>
+        <w:spacing w:after="20" w:before="50"/>
+      </w:pPr>
+      <w:r>
+        <w:rPr>
+          <w:b/>
+          <w:bCs/>
+          <w:color w:val="1FA6A2"/>
+          <w:sz w:val="21"/>
+          <w:szCs w:val="21"/>
+        </w:rPr>
+        <w:t xml:space="preserve">Step 2:  </w:t>
+      </w:r>
+      <w:r>
+        <w:rPr>
+          <w:sz w:val="21"/>
+          <w:szCs w:val="21"/>
+        </w:rPr>
+        <w:t xml:space="preserve">Check: 6 + 9 = 15 ✓</w:t>
+      </w:r>
+    </w:p>
+    <w:p>
+      <w:pPr>
+        <w:spacing w:after="40" w:before="60"/>
+      </w:pPr>
+      <w:r>
+        <w:rPr>
+          <w:b/>
+          <w:bCs/>
+          <w:color w:val="12355B"/>
+          <w:sz w:val="21"/>
+          <w:szCs w:val="21"/>
+        </w:rPr>
+        <w:t xml:space="preserve">Answer:  </w:t>
+      </w:r>
+      <w:r>
+        <w:rPr>
+          <w:b/>
+          <w:bCs/>
+          <w:sz w:val="21"/>
+          <w:szCs w:val="21"/>
+        </w:rPr>
+        <w:t xml:space="preserve">A. x = 6</w:t>
+      </w:r>
+    </w:p>
+    <w:p>
+      <w:pPr>
+        <w:pStyle w:val="Heading1"/>
+        <w:pageBreakBefore/>
+        <w:pBdr>
+          <w:bottom w:val="single" w:color="1FA6A2" w:sz="14" w:space="6"/>
+        </w:pBdr>
+        <w:spacing w:after="140" w:before="0"/>
+      </w:pPr>
+      <w:r>
+        <w:rPr>
+          <w:b/>
+          <w:bCs/>
+          <w:color w:val="12355B"/>
+          <w:sz w:val="30"/>
+          <w:szCs w:val="30"/>
+        </w:rPr>
+        <w:t xml:space="preserve">Guided Practice</w:t>
+      </w:r>
+    </w:p>
+    <w:p>
+      <w:pPr>
+        <w:pStyle w:val="Heading2"/>
+        <w:spacing w:after="80" w:before="180"/>
+      </w:pPr>
+      <w:r>
+        <w:rPr>
+          <w:b/>
+          <w:bCs/>
+          <w:color w:val="12355B"/>
+          <w:sz w:val="24"/>
+          <w:szCs w:val="24"/>
+        </w:rPr>
+        <w:t xml:space="preserve">Solve Together</w:t>
+      </w:r>
+      <w:r>
+        <w:rPr>
+          <w:i/>
+          <w:iCs/>
+          <w:color w:val="6B4FA0"/>
+          <w:sz w:val="19"/>
+          <w:szCs w:val="19"/>
+        </w:rPr>
+        <w:t xml:space="preserve">   We Do — work with your class</w:t>
+      </w:r>
+    </w:p>
+    <w:p>
+      <w:pPr>
+        <w:keepNext/>
+        <w:spacing w:after="40" w:before="40"/>
+      </w:pPr>
+      <w:r>
+        <w:rPr>
+          <w:b/>
+          <w:bCs/>
+          <w:color w:val="12355B"/>
+          <w:sz w:val="21"/>
+          <w:szCs w:val="21"/>
+        </w:rPr>
+        <w:t xml:space="preserve">Problem:  </w:t>
+      </w:r>
+      <w:r>
+        <w:rPr>
+          <w:sz w:val="21"/>
+          <w:szCs w:val="21"/>
+        </w:rPr>
+        <w:t xml:space="preserve">Solve: y − 7 = 20</w:t>
+      </w:r>
+    </w:p>
+    <w:p>
+      <w:pPr>
+        <w:spacing w:after="30"/>
+        <w:ind w:left="420"/>
+      </w:pPr>
+      <w:r>
+        <w:rPr>
+          <w:sz w:val="20"/>
+          <w:szCs w:val="20"/>
+        </w:rPr>
+        <w:t xml:space="preserve">A)  y = 27</w:t>
+      </w:r>
+    </w:p>
+    <w:p>
+      <w:pPr>
+        <w:spacing w:after="30"/>
+        <w:ind w:left="420"/>
+      </w:pPr>
+      <w:r>
+        <w:rPr>
+          <w:sz w:val="20"/>
+          <w:szCs w:val="20"/>
+        </w:rPr>
+        <w:t xml:space="preserve">B)  y = 13</w:t>
+      </w:r>
+    </w:p>
+    <w:p>
+      <w:pPr>
+        <w:spacing w:after="30"/>
+        <w:ind w:left="420"/>
+      </w:pPr>
+      <w:r>
+        <w:rPr>
+          <w:sz w:val="20"/>
+          <w:szCs w:val="20"/>
+        </w:rPr>
+        <w:t xml:space="preserve">C)  y = 7</w:t>
+      </w:r>
+    </w:p>
+    <w:p>
+      <w:pPr>
+        <w:spacing w:after="30"/>
+        <w:ind w:left="420"/>
+      </w:pPr>
+      <w:r>
+        <w:rPr>
+          <w:sz w:val="20"/>
+          <w:szCs w:val="20"/>
+        </w:rPr>
+        <w:t xml:space="preserve">D)  y = 140</w:t>
+      </w:r>
+    </w:p>
+    <w:p>
+      <w:pPr>
+        <w:keepNext/>
+        <w:spacing w:after="0" w:before="50"/>
+      </w:pPr>
+      <w:r>
+        <w:rPr>
+          <w:b/>
+          <w:bCs/>
+          <w:color w:val="6B4FA0"/>
+          <w:sz w:val="21"/>
+          <w:szCs w:val="21"/>
+        </w:rPr>
+        <w:t xml:space="preserve">Step 1:</w:t>
+      </w:r>
+    </w:p>
+    <w:p>
+      <w:pPr>
+        <w:pBdr>
+          <w:bottom w:val="single" w:color="AFBECC" w:sz="6"/>
+        </w:pBdr>
+        <w:spacing w:after="30" w:before="150"/>
+      </w:pPr>
+      <w:r>
+        <w:t xml:space="preserve"/>
+      </w:r>
+    </w:p>
+    <w:p>
+      <w:pPr>
+        <w:keepNext/>
+        <w:spacing w:after="0" w:before="50"/>
+      </w:pPr>
+      <w:r>
+        <w:rPr>
+          <w:b/>
+          <w:bCs/>
+          <w:color w:val="6B4FA0"/>
+          <w:sz w:val="21"/>
+          <w:szCs w:val="21"/>
+        </w:rPr>
+        <w:t xml:space="preserve">Step 2:</w:t>
+      </w:r>
+    </w:p>
+    <w:p>
+      <w:pPr>
+        <w:pBdr>
+          <w:bottom w:val="single" w:color="AFBECC" w:sz="6"/>
+        </w:pBdr>
+        <w:spacing w:after="30" w:before="150"/>
+      </w:pPr>
+      <w:r>
+        <w:t xml:space="preserve"/>
+      </w:r>
+    </w:p>
+    <w:p>
+      <w:pPr>
+        <w:keepNext/>
+        <w:spacing w:after="0" w:before="60"/>
+      </w:pPr>
+      <w:r>
+        <w:rPr>
+          <w:b/>
+          <w:bCs/>
+          <w:color w:val="12355B"/>
+          <w:sz w:val="21"/>
+          <w:szCs w:val="21"/>
+        </w:rPr>
+        <w:t xml:space="preserve">Answer:</w:t>
+      </w:r>
+    </w:p>
+    <w:p>
+      <w:pPr>
+        <w:pBdr>
+          <w:bottom w:val="single" w:color="AFBECC" w:sz="6"/>
+        </w:pBdr>
+        <w:spacing w:after="30" w:before="150"/>
+      </w:pPr>
+      <w:r>
+        <w:t xml:space="preserve"/>
+      </w:r>
+    </w:p>
+    <w:p>
+      <w:pPr>
+        <w:spacing w:after="80"/>
+      </w:pPr>
+      <w:r>
+        <w:t xml:space="preserve"/>
+      </w:r>
+    </w:p>
+    <w:tbl>
+      <w:tblPr>
+        <w:tblW w:type="pct" w:w="100%"/>
+        <w:tblBorders>
+          <w:top w:val="single" w:color="BBD0DE" w:sz="8"/>
+          <w:left w:val="single" w:color="BBD0DE" w:sz="8"/>
+          <w:bottom w:val="single" w:color="BBD0DE" w:sz="8"/>
+          <w:right w:val="single" w:color="BBD0DE" w:sz="8"/>
+          <w:insideH w:val="single" w:color="auto" w:sz="4"/>
+          <w:insideV w:val="single" w:color="auto" w:sz="4"/>
+        </w:tblBorders>
+      </w:tblPr>
+      <w:tblGrid>
+        <w:gridCol w:w="100"/>
+      </w:tblGrid>
+      <w:tr>
+        <w:tc>
+          <w:tcPr>
+            <w:shd w:fill="EEF4F8" w:color="auto" w:val="clear"/>
+            <w:tcMar>
+              <w:top w:type="dxa" w:w="120"/>
+              <w:left w:type="dxa" w:w="180"/>
+              <w:bottom w:type="dxa" w:w="120"/>
+              <w:right w:type="dxa" w:w="180"/>
+            </w:tcMar>
+          </w:tcPr>
+          <w:p>
+            <w:pPr>
               <w:spacing w:after="60"/>
             </w:pPr>
             <w:r>
@@ -3547,6 +4843,97 @@
           <w:szCs w:val="19"/>
         </w:rPr>
         <w:t xml:space="preserve">  — Subtract 2.8 from both sides: p = 9.1 − 2.8 = 6.3. Check: 6.3 + 2.8 = 9.1 ✓ (11.9 comes from adding instead of subtracting; 7.7 comes from subtracting each decimal place without regrouping — 9 − 2 = 7 and, without borrowing, 8 − 1 = 7; 3.25 comes from dividing 9.1 ÷ 2.8 instead of subtracting.)</w:t>
+      </w:r>
+    </w:p>
+    <w:p>
+      <w:pPr>
+        <w:pStyle w:val="Heading2"/>
+        <w:spacing w:after="80" w:before="180"/>
+      </w:pPr>
+      <w:r>
+        <w:rPr>
+          <w:b/>
+          <w:bCs/>
+          <w:color w:val="12355B"/>
+          <w:sz w:val="24"/>
+          <w:szCs w:val="24"/>
+        </w:rPr>
+        <w:t xml:space="preserve">Math Writing Criteria</w:t>
+      </w:r>
+    </w:p>
+    <w:p>
+      <w:pPr>
+        <w:spacing w:after="100"/>
+      </w:pPr>
+      <w:r>
+        <w:rPr>
+          <w:i/>
+          <w:iCs/>
+          <w:color w:val="5F6F80"/>
+          <w:sz w:val="19"/>
+          <w:szCs w:val="19"/>
+        </w:rPr>
+        <w:t xml:space="preserve">The support level changes the amount of language scaffolding, not the mathematical expectation.</w:t>
+      </w:r>
+    </w:p>
+    <w:p>
+      <w:pPr>
+        <w:spacing w:after="80"/>
+      </w:pPr>
+      <w:r>
+        <w:rPr>
+          <w:sz w:val="20"/>
+          <w:szCs w:val="20"/>
+        </w:rPr>
+        <w:t xml:space="preserve">☐  I answered the question.</w:t>
+      </w:r>
+    </w:p>
+    <w:p>
+      <w:pPr>
+        <w:spacing w:after="80"/>
+      </w:pPr>
+      <w:r>
+        <w:rPr>
+          <w:sz w:val="20"/>
+          <w:szCs w:val="20"/>
+        </w:rPr>
+        <w:t xml:space="preserve">☐  I used math evidence: numbers, an equation, a model, or a comparison.</w:t>
+      </w:r>
+    </w:p>
+    <w:p>
+      <w:pPr>
+        <w:spacing w:after="80"/>
+      </w:pPr>
+      <w:r>
+        <w:rPr>
+          <w:sz w:val="20"/>
+          <w:szCs w:val="20"/>
+        </w:rPr>
+        <w:t xml:space="preserve">☐  I explained how the evidence proves my answer.</w:t>
+      </w:r>
+    </w:p>
+    <w:p>
+      <w:pPr>
+        <w:spacing w:after="80"/>
+      </w:pPr>
+      <w:r>
+        <w:rPr>
+          <w:sz w:val="20"/>
+          <w:szCs w:val="20"/>
+        </w:rPr>
+        <w:t xml:space="preserve">☐  I used at least two math words.</w:t>
+      </w:r>
+    </w:p>
+    <w:p>
+      <w:pPr>
+        <w:spacing w:after="80"/>
+      </w:pPr>
+      <w:r>
+        <w:rPr>
+          <w:sz w:val="20"/>
+          <w:szCs w:val="20"/>
+        </w:rPr>
+        <w:t xml:space="preserve">☐  I reread complete sentences and punctuation.</w:t>
       </w:r>
     </w:p>
     <w:sectPr>

--- a/lessons/7-2/downloads/7-2-notes-teacher.docx
+++ b/lessons/7-2/downloads/7-2-notes-teacher.docx
@@ -1447,7 +1447,7 @@
           <w:sz w:val="22"/>
           <w:szCs w:val="22"/>
         </w:rPr>
-        <w:t xml:space="preserve">__________  —  Fractions, decimals, and integers placed by value on a number line.</w:t>
+        <w:t xml:space="preserve">Fractions, decimals and integers placed by value sit on the ___ ___.</w:t>
       </w:r>
     </w:p>
     <w:p>

--- a/lessons/7-2/downloads/7-2-notes-teacher.docx
+++ b/lessons/7-2/downloads/7-2-notes-teacher.docx
@@ -219,10 +219,12 @@
     <w:p>
       <w:pPr>
         <w:pStyle w:val="Heading1"/>
+        <w:keepNext/>
+        <w:keepLines/>
         <w:pBdr>
           <w:bottom w:val="single" w:color="1FA6A2" w:sz="14" w:space="6"/>
         </w:pBdr>
-        <w:spacing w:after="140" w:before="260"/>
+        <w:spacing w:after="140" w:before="300"/>
       </w:pPr>
       <w:r>
         <w:rPr>
@@ -1331,10 +1333,12 @@
     <w:p>
       <w:pPr>
         <w:pStyle w:val="Heading1"/>
+        <w:keepNext/>
+        <w:keepLines/>
         <w:pBdr>
           <w:bottom w:val="single" w:color="1FA6A2" w:sz="14" w:space="6"/>
         </w:pBdr>
-        <w:spacing w:after="140" w:before="260"/>
+        <w:spacing w:after="140" w:before="300"/>
       </w:pPr>
       <w:r>
         <w:rPr>
@@ -1430,7 +1434,8 @@
     </w:p>
     <w:p>
       <w:pPr>
-        <w:spacing w:after="120" w:before="80"/>
+        <w:keepLines/>
+        <w:spacing w:after="260" w:before="200"/>
       </w:pPr>
       <w:r>
         <w:rPr>
@@ -1447,56 +1452,41 @@
           <w:sz w:val="22"/>
           <w:szCs w:val="22"/>
         </w:rPr>
-        <w:t xml:space="preserve">Fractions, decimals and integers placed by value sit on the ___ ___.</w:t>
-      </w:r>
-    </w:p>
-    <w:p>
-      <w:pPr>
-        <w:spacing w:after="120" w:before="80"/>
-      </w:pPr>
-      <w:r>
-        <w:rPr>
-          <w:b/>
-          <w:bCs/>
-          <w:color w:val="12355B"/>
+        <w:t xml:space="preserve">Fractions, decimals and integers placed by value sit on the </w:t>
+      </w:r>
+      <w:r>
+        <w:rPr>
           <w:sz w:val="22"/>
           <w:szCs w:val="22"/>
         </w:rPr>
-        <w:t xml:space="preserve">2.  </w:t>
+        <w:t xml:space="preserve">________________</w:t>
       </w:r>
       <w:r>
         <w:rPr>
           <w:sz w:val="22"/>
           <w:szCs w:val="22"/>
         </w:rPr>
-        <w:t xml:space="preserve">Any number that can be written as a fraction, including integers and decimals, is a ___.</w:t>
-      </w:r>
-    </w:p>
-    <w:p>
-      <w:pPr>
-        <w:spacing w:after="120" w:before="80"/>
-      </w:pPr>
-      <w:r>
-        <w:rPr>
-          <w:b/>
-          <w:bCs/>
-          <w:color w:val="12355B"/>
+        <w:t xml:space="preserve"> </w:t>
+      </w:r>
+      <w:r>
+        <w:rPr>
           <w:sz w:val="22"/>
           <w:szCs w:val="22"/>
         </w:rPr>
-        <w:t xml:space="preserve">3.  </w:t>
+        <w:t xml:space="preserve">________________</w:t>
       </w:r>
       <w:r>
         <w:rPr>
           <w:sz w:val="22"/>
           <w:szCs w:val="22"/>
         </w:rPr>
-        <w:t xml:space="preserve">A number that shows part of a whole, like 3/5, is a ___.</w:t>
-      </w:r>
-    </w:p>
-    <w:p>
-      <w:pPr>
-        <w:spacing w:after="120" w:before="80"/>
+        <w:t xml:space="preserve">.</w:t>
+      </w:r>
+    </w:p>
+    <w:p>
+      <w:pPr>
+        <w:keepLines/>
+        <w:spacing w:after="260" w:before="200"/>
       </w:pPr>
       <w:r>
         <w:rPr>
@@ -1506,41 +1496,34 @@
           <w:sz w:val="22"/>
           <w:szCs w:val="22"/>
         </w:rPr>
-        <w:t xml:space="preserve">4.  </w:t>
+        <w:t xml:space="preserve">2.  </w:t>
       </w:r>
       <w:r>
         <w:rPr>
           <w:sz w:val="22"/>
           <w:szCs w:val="22"/>
         </w:rPr>
-        <w:t xml:space="preserve">A number that uses a point to show parts of a whole is a ___.</w:t>
-      </w:r>
-    </w:p>
-    <w:p>
-      <w:pPr>
-        <w:spacing w:after="120" w:before="80"/>
-      </w:pPr>
-      <w:r>
-        <w:rPr>
-          <w:b/>
-          <w:bCs/>
-          <w:color w:val="12355B"/>
+        <w:t xml:space="preserve">Any number that can be written as a fraction, including integers and decimals, is a </w:t>
+      </w:r>
+      <w:r>
+        <w:rPr>
           <w:sz w:val="22"/>
           <w:szCs w:val="22"/>
         </w:rPr>
-        <w:t xml:space="preserve">5.  </w:t>
+        <w:t xml:space="preserve">________________</w:t>
       </w:r>
       <w:r>
         <w:rPr>
           <w:sz w:val="22"/>
           <w:szCs w:val="22"/>
         </w:rPr>
-        <w:t xml:space="preserve">A line with numbers in order used to place and compare values is a ___.</w:t>
-      </w:r>
-    </w:p>
-    <w:p>
-      <w:pPr>
-        <w:spacing w:after="120" w:before="80"/>
+        <w:t xml:space="preserve">.</w:t>
+      </w:r>
+    </w:p>
+    <w:p>
+      <w:pPr>
+        <w:keepLines/>
+        <w:spacing w:after="260" w:before="200"/>
       </w:pPr>
       <w:r>
         <w:rPr>
@@ -1550,46 +1533,187 @@
           <w:sz w:val="22"/>
           <w:szCs w:val="22"/>
         </w:rPr>
-        <w:t xml:space="preserve">6.  </w:t>
+        <w:t xml:space="preserve">3.  </w:t>
       </w:r>
       <w:r>
         <w:rPr>
           <w:sz w:val="22"/>
           <w:szCs w:val="22"/>
         </w:rPr>
-        <w:t xml:space="preserve">Numbers that name the same value, like 1/2 and 0.5, are ___.</w:t>
-      </w:r>
-    </w:p>
-    <w:p>
-      <w:pPr>
-        <w:spacing w:after="120" w:before="80"/>
-      </w:pPr>
-      <w:r>
-        <w:rPr>
-          <w:b/>
-          <w:bCs/>
-          <w:color w:val="12355B"/>
+        <w:t xml:space="preserve">A number that shows part of a whole, like 3/5, is a </w:t>
+      </w:r>
+      <w:r>
+        <w:rPr>
           <w:sz w:val="22"/>
           <w:szCs w:val="22"/>
         </w:rPr>
-        <w:t xml:space="preserve">7.  </w:t>
+        <w:t xml:space="preserve">________________</w:t>
       </w:r>
       <w:r>
         <w:rPr>
           <w:sz w:val="22"/>
           <w:szCs w:val="22"/>
         </w:rPr>
-        <w:t xml:space="preserve">A whole number or its opposite is an ___.</w:t>
+        <w:t xml:space="preserve">.</w:t>
+      </w:r>
+    </w:p>
+    <w:p>
+      <w:pPr>
+        <w:keepLines/>
+        <w:spacing w:after="260" w:before="200"/>
+      </w:pPr>
+      <w:r>
+        <w:rPr>
+          <w:b/>
+          <w:bCs/>
+          <w:color w:val="12355B"/>
+          <w:sz w:val="22"/>
+          <w:szCs w:val="22"/>
+        </w:rPr>
+        <w:t xml:space="preserve">4.  </w:t>
+      </w:r>
+      <w:r>
+        <w:rPr>
+          <w:sz w:val="22"/>
+          <w:szCs w:val="22"/>
+        </w:rPr>
+        <w:t xml:space="preserve">A number that uses a point to show parts of a whole is a </w:t>
+      </w:r>
+      <w:r>
+        <w:rPr>
+          <w:sz w:val="22"/>
+          <w:szCs w:val="22"/>
+        </w:rPr>
+        <w:t xml:space="preserve">________________</w:t>
+      </w:r>
+      <w:r>
+        <w:rPr>
+          <w:sz w:val="22"/>
+          <w:szCs w:val="22"/>
+        </w:rPr>
+        <w:t xml:space="preserve">.</w:t>
+      </w:r>
+    </w:p>
+    <w:p>
+      <w:pPr>
+        <w:keepLines/>
+        <w:spacing w:after="260" w:before="200"/>
+      </w:pPr>
+      <w:r>
+        <w:rPr>
+          <w:b/>
+          <w:bCs/>
+          <w:color w:val="12355B"/>
+          <w:sz w:val="22"/>
+          <w:szCs w:val="22"/>
+        </w:rPr>
+        <w:t xml:space="preserve">5.  </w:t>
+      </w:r>
+      <w:r>
+        <w:rPr>
+          <w:sz w:val="22"/>
+          <w:szCs w:val="22"/>
+        </w:rPr>
+        <w:t xml:space="preserve">A line with numbers in order used to place and compare values is a </w:t>
+      </w:r>
+      <w:r>
+        <w:rPr>
+          <w:sz w:val="22"/>
+          <w:szCs w:val="22"/>
+        </w:rPr>
+        <w:t xml:space="preserve">________________</w:t>
+      </w:r>
+      <w:r>
+        <w:rPr>
+          <w:sz w:val="22"/>
+          <w:szCs w:val="22"/>
+        </w:rPr>
+        <w:t xml:space="preserve">.</w:t>
+      </w:r>
+    </w:p>
+    <w:p>
+      <w:pPr>
+        <w:keepLines/>
+        <w:spacing w:after="260" w:before="200"/>
+      </w:pPr>
+      <w:r>
+        <w:rPr>
+          <w:b/>
+          <w:bCs/>
+          <w:color w:val="12355B"/>
+          <w:sz w:val="22"/>
+          <w:szCs w:val="22"/>
+        </w:rPr>
+        <w:t xml:space="preserve">6.  </w:t>
+      </w:r>
+      <w:r>
+        <w:rPr>
+          <w:sz w:val="22"/>
+          <w:szCs w:val="22"/>
+        </w:rPr>
+        <w:t xml:space="preserve">Numbers that name the same value, like 1/2 and 0.5, are </w:t>
+      </w:r>
+      <w:r>
+        <w:rPr>
+          <w:sz w:val="22"/>
+          <w:szCs w:val="22"/>
+        </w:rPr>
+        <w:t xml:space="preserve">________________</w:t>
+      </w:r>
+      <w:r>
+        <w:rPr>
+          <w:sz w:val="22"/>
+          <w:szCs w:val="22"/>
+        </w:rPr>
+        <w:t xml:space="preserve">.</w:t>
+      </w:r>
+    </w:p>
+    <w:p>
+      <w:pPr>
+        <w:keepLines/>
+        <w:spacing w:after="260" w:before="200"/>
+      </w:pPr>
+      <w:r>
+        <w:rPr>
+          <w:b/>
+          <w:bCs/>
+          <w:color w:val="12355B"/>
+          <w:sz w:val="22"/>
+          <w:szCs w:val="22"/>
+        </w:rPr>
+        <w:t xml:space="preserve">7.  </w:t>
+      </w:r>
+      <w:r>
+        <w:rPr>
+          <w:sz w:val="22"/>
+          <w:szCs w:val="22"/>
+        </w:rPr>
+        <w:t xml:space="preserve">A whole number or its opposite is an </w:t>
+      </w:r>
+      <w:r>
+        <w:rPr>
+          <w:sz w:val="22"/>
+          <w:szCs w:val="22"/>
+        </w:rPr>
+        <w:t xml:space="preserve">________________</w:t>
+      </w:r>
+      <w:r>
+        <w:rPr>
+          <w:sz w:val="22"/>
+          <w:szCs w:val="22"/>
+        </w:rPr>
+        <w:t xml:space="preserve">.</w:t>
       </w:r>
     </w:p>
     <w:p>
       <w:pPr>
         <w:pStyle w:val="Heading1"/>
-        <w:pageBreakBefore/>
+        <w:keepNext/>
+        <w:keepLines/>
         <w:pBdr>
           <w:bottom w:val="single" w:color="1FA6A2" w:sz="14" w:space="6"/>
         </w:pBdr>
-        <w:spacing w:after="140" w:before="0"/>
+        <w:spacing w:after="140" w:before="300"/>
       </w:pPr>
       <w:r>
         <w:rPr>
@@ -2870,11 +2994,12 @@
     <w:p>
       <w:pPr>
         <w:pStyle w:val="Heading1"/>
-        <w:pageBreakBefore/>
+        <w:keepNext/>
+        <w:keepLines/>
         <w:pBdr>
           <w:bottom w:val="single" w:color="1FA6A2" w:sz="14" w:space="6"/>
         </w:pBdr>
-        <w:spacing w:after="140" w:before="0"/>
+        <w:spacing w:after="140" w:before="300"/>
       </w:pPr>
       <w:r>
         <w:rPr>
@@ -3207,11 +3332,12 @@
     <w:p>
       <w:pPr>
         <w:pStyle w:val="Heading1"/>
-        <w:pageBreakBefore/>
+        <w:keepNext/>
+        <w:keepLines/>
         <w:pBdr>
           <w:bottom w:val="single" w:color="1FA6A2" w:sz="14" w:space="6"/>
         </w:pBdr>
-        <w:spacing w:after="140" w:before="0"/>
+        <w:spacing w:after="140" w:before="300"/>
       </w:pPr>
       <w:r>
         <w:rPr>
@@ -4013,11 +4139,12 @@
     <w:p>
       <w:pPr>
         <w:pStyle w:val="Heading1"/>
-        <w:pageBreakBefore/>
+        <w:keepNext/>
+        <w:keepLines/>
         <w:pBdr>
           <w:bottom w:val="single" w:color="1FA6A2" w:sz="14" w:space="6"/>
         </w:pBdr>
-        <w:spacing w:after="140" w:before="0"/>
+        <w:spacing w:after="140" w:before="300"/>
       </w:pPr>
       <w:r>
         <w:rPr>
@@ -4932,11 +5059,12 @@
     <w:p>
       <w:pPr>
         <w:pStyle w:val="Heading1"/>
-        <w:pageBreakBefore/>
+        <w:keepNext/>
+        <w:keepLines/>
         <w:pBdr>
           <w:bottom w:val="single" w:color="1FA6A2" w:sz="14" w:space="6"/>
         </w:pBdr>
-        <w:spacing w:after="140" w:before="0"/>
+        <w:spacing w:after="140" w:before="300"/>
       </w:pPr>
       <w:r>
         <w:rPr>
@@ -5049,6 +5177,8 @@
     <w:p>
       <w:pPr>
         <w:pStyle w:val="Heading1"/>
+        <w:keepNext/>
+        <w:keepLines/>
         <w:pageBreakBefore/>
         <w:pBdr>
           <w:bottom w:val="single" w:color="1FA6A2" w:sz="14" w:space="6"/>

--- a/lessons/7-2/downloads/7-2-notes-teacher.docx
+++ b/lessons/7-2/downloads/7-2-notes-teacher.docx
@@ -375,7 +375,7 @@
                 <w:sz w:val="21"/>
                 <w:szCs w:val="21"/>
               </w:rPr>
-              <w:t xml:space="preserve">Fractions, decimals, and integers placed by value on a number line.</w:t>
+              <w:t xml:space="preserve">Every rational number has one exact spot on the number line. Writing it as a fraction, a decimal, or an integer does not change where it sits.</w:t>
             </w:r>
           </w:p>
           <w:p>
@@ -400,7 +400,7 @@
                 <w:sz w:val="18"/>
                 <w:szCs w:val="18"/>
               </w:rPr>
-              <w:t xml:space="preserve">−1/2 and −0.5 name the same point.</w:t>
+              <w:t xml:space="preserve">−3/2 = −1.5 and 1/2 = 0.5 each sit at one exact point.</w:t>
             </w:r>
           </w:p>
         </w:tc>
@@ -529,7 +529,7 @@
                 <w:sz w:val="21"/>
                 <w:szCs w:val="21"/>
               </w:rPr>
-              <w:t xml:space="preserve">Any number you can write as a fraction. This includes fractions, decimals, and integers.</w:t>
+              <w:t xml:space="preserve">A number that can be written as a fraction of two integers, with a bottom number that is not zero.</w:t>
             </w:r>
           </w:p>
           <w:p>
@@ -554,7 +554,7 @@
                 <w:sz w:val="18"/>
                 <w:szCs w:val="18"/>
               </w:rPr>
-              <w:t xml:space="preserve">1/2 = 0.5, -3/4 = -0.75, 6 = 6/1 — all rational numbers</w:t>
+              <w:t xml:space="preserve">−1/2, 0 and 5/4 each sit at one exact point.</w:t>
             </w:r>
           </w:p>
         </w:tc>
@@ -1452,7 +1452,7 @@
           <w:sz w:val="22"/>
           <w:szCs w:val="22"/>
         </w:rPr>
-        <w:t xml:space="preserve">Fractions, decimals and integers placed by value sit on the </w:t>
+        <w:t xml:space="preserve">A rational number always has one exact spot on the </w:t>
       </w:r>
       <w:r>
         <w:rPr>
@@ -1503,7 +1503,7 @@
           <w:sz w:val="22"/>
           <w:szCs w:val="22"/>
         </w:rPr>
-        <w:t xml:space="preserve">Any number that can be written as a fraction, including integers and decimals, is a </w:t>
+        <w:t xml:space="preserve">A number you can write as a fraction of two integers, with a bottom number that is not zero, is a </w:t>
       </w:r>
       <w:r>
         <w:rPr>
@@ -1724,47 +1724,6 @@
           <w:szCs w:val="30"/>
         </w:rPr>
         <w:t xml:space="preserve">Write About the Math</w:t>
-      </w:r>
-    </w:p>
-    <w:p>
-      <w:pPr>
-        <w:spacing w:after="100"/>
-      </w:pPr>
-      <w:r>
-        <w:rPr>
-          <w:i/>
-          <w:iCs/>
-          <w:color w:val="5F6F80"/>
-          <w:sz w:val="19"/>
-          <w:szCs w:val="19"/>
-        </w:rPr>
-        <w:t xml:space="preserve">Use the support level you need. Every level answers the same math question.</w:t>
-      </w:r>
-    </w:p>
-    <w:p>
-      <w:pPr>
-        <w:pStyle w:val="Heading2"/>
-        <w:spacing w:after="80" w:before="180"/>
-      </w:pPr>
-      <w:r>
-        <w:rPr>
-          <w:b/>
-          <w:bCs/>
-          <w:color w:val="12355B"/>
-          <w:sz w:val="24"/>
-          <w:szCs w:val="24"/>
-        </w:rPr>
-        <w:t xml:space="preserve">1. Understand the Question</w:t>
-      </w:r>
-      <w:r>
-        <w:rPr>
-          <w:i/>
-          <w:iCs/>
-          <w:color w:val="B97A12"/>
-          <w:sz w:val="19"/>
-          <w:szCs w:val="19"/>
-        </w:rPr>
-        <w:t xml:space="preserve">   explain</w:t>
       </w:r>
     </w:p>
     <w:tbl>
@@ -1805,344 +1764,6 @@
               </w:rPr>
               <w:t xml:space="preserve">Put the four readings in order from lowest water to highest. How do the decimals let the keeper say something a whole number could not?</w:t>
             </w:r>
-          </w:p>
-          <w:p>
-            <w:pPr>
-              <w:spacing w:after="0"/>
-            </w:pPr>
-            <w:r>
-              <w:rPr>
-                <w:b/>
-                <w:bCs/>
-                <w:color w:val="12355B"/>
-                <w:sz w:val="20"/>
-                <w:szCs w:val="20"/>
-              </w:rPr>
-              <w:t xml:space="preserve">Your job:  </w:t>
-            </w:r>
-            <w:r>
-              <w:rPr>
-                <w:sz w:val="20"/>
-                <w:szCs w:val="20"/>
-              </w:rPr>
-              <w:t xml:space="preserve">Answer the question. Use math evidence. Explain how the evidence proves your answer.</w:t>
-            </w:r>
-            <w:r>
-              <w:rPr>
-                <w:i/>
-                <w:iCs/>
-                <w:color w:val="5F6F80"/>
-                <w:sz w:val="18"/>
-                <w:szCs w:val="18"/>
-              </w:rPr>
-              <w:br/>
-              <w:t xml:space="preserve">Responde la pregunta. Usa evidencia matemática. Explica cómo la evidencia demuestra tu respuesta.</w:t>
-            </w:r>
-          </w:p>
-        </w:tc>
-      </w:tr>
-    </w:tbl>
-    <w:p>
-      <w:pPr>
-        <w:pStyle w:val="Heading2"/>
-        <w:spacing w:after="80" w:before="180"/>
-      </w:pPr>
-      <w:r>
-        <w:rPr>
-          <w:b/>
-          <w:bCs/>
-          <w:color w:val="12355B"/>
-          <w:sz w:val="24"/>
-          <w:szCs w:val="24"/>
-        </w:rPr>
-        <w:t xml:space="preserve">2. Plan Your Math Words</w:t>
-      </w:r>
-      <w:r>
-        <w:rPr>
-          <w:i/>
-          <w:iCs/>
-          <w:color w:val="1FA6A2"/>
-          <w:sz w:val="19"/>
-          <w:szCs w:val="19"/>
-        </w:rPr>
-        <w:t xml:space="preserve">   check at least two</w:t>
-      </w:r>
-    </w:p>
-    <w:p>
-      <w:pPr>
-        <w:spacing w:after="60"/>
-      </w:pPr>
-      <w:r>
-        <w:rPr>
-          <w:b/>
-          <w:bCs/>
-          <w:color w:val="1FA6A2"/>
-          <w:sz w:val="22"/>
-          <w:szCs w:val="22"/>
-        </w:rPr>
-        <w:t xml:space="preserve">☐  </w:t>
-      </w:r>
-      <w:r>
-        <w:rPr>
-          <w:b/>
-          <w:bCs/>
-          <w:color w:val="12355B"/>
-          <w:sz w:val="20"/>
-          <w:szCs w:val="20"/>
-        </w:rPr>
-        <w:t xml:space="preserve">Rational Numbers on the Number Line — </w:t>
-      </w:r>
-      <w:r>
-        <w:rPr>
-          <w:sz w:val="20"/>
-          <w:szCs w:val="20"/>
-        </w:rPr>
-        <w:t xml:space="preserve">Fractions, decimals, and integers placed by value on a number line.</w:t>
-      </w:r>
-      <w:r>
-        <w:rPr>
-          <w:i/>
-          <w:iCs/>
-          <w:color w:val="5F6F80"/>
-          <w:sz w:val="18"/>
-          <w:szCs w:val="18"/>
-        </w:rPr>
-        <w:br/>
-        <w:t xml:space="preserve">Números racionales en la recta numérica — Fracciones, decimales y enteros ubicados según su valor en una recta numérica.</w:t>
-      </w:r>
-    </w:p>
-    <w:p>
-      <w:pPr>
-        <w:spacing w:after="60"/>
-      </w:pPr>
-      <w:r>
-        <w:rPr>
-          <w:b/>
-          <w:bCs/>
-          <w:color w:val="1FA6A2"/>
-          <w:sz w:val="22"/>
-          <w:szCs w:val="22"/>
-        </w:rPr>
-        <w:t xml:space="preserve">☐  </w:t>
-      </w:r>
-      <w:r>
-        <w:rPr>
-          <w:b/>
-          <w:bCs/>
-          <w:color w:val="12355B"/>
-          <w:sz w:val="20"/>
-          <w:szCs w:val="20"/>
-        </w:rPr>
-        <w:t xml:space="preserve">Rational number — </w:t>
-      </w:r>
-      <w:r>
-        <w:rPr>
-          <w:sz w:val="20"/>
-          <w:szCs w:val="20"/>
-        </w:rPr>
-        <w:t xml:space="preserve">Any number you can write as a fraction. This includes fractions, decimals, and integers.</w:t>
-      </w:r>
-      <w:r>
-        <w:rPr>
-          <w:i/>
-          <w:iCs/>
-          <w:color w:val="5F6F80"/>
-          <w:sz w:val="18"/>
-          <w:szCs w:val="18"/>
-        </w:rPr>
-        <w:br/>
-        <w:t xml:space="preserve">Número racional — Cualquier número que puedes escribir como fracción. Incluye fracciones, decimales y enteros.</w:t>
-      </w:r>
-    </w:p>
-    <w:p>
-      <w:pPr>
-        <w:spacing w:after="60"/>
-      </w:pPr>
-      <w:r>
-        <w:rPr>
-          <w:b/>
-          <w:bCs/>
-          <w:color w:val="1FA6A2"/>
-          <w:sz w:val="22"/>
-          <w:szCs w:val="22"/>
-        </w:rPr>
-        <w:t xml:space="preserve">☐  </w:t>
-      </w:r>
-      <w:r>
-        <w:rPr>
-          <w:b/>
-          <w:bCs/>
-          <w:color w:val="12355B"/>
-          <w:sz w:val="20"/>
-          <w:szCs w:val="20"/>
-        </w:rPr>
-        <w:t xml:space="preserve">Fraction — </w:t>
-      </w:r>
-      <w:r>
-        <w:rPr>
-          <w:sz w:val="20"/>
-          <w:szCs w:val="20"/>
-        </w:rPr>
-        <w:t xml:space="preserve">A number that shows part of a whole, like 3/4.</w:t>
-      </w:r>
-      <w:r>
-        <w:rPr>
-          <w:i/>
-          <w:iCs/>
-          <w:color w:val="5F6F80"/>
-          <w:sz w:val="18"/>
-          <w:szCs w:val="18"/>
-        </w:rPr>
-        <w:br/>
-        <w:t xml:space="preserve">Fracción — Un número que muestra una parte de un todo, como 3/4.</w:t>
-      </w:r>
-    </w:p>
-    <w:p>
-      <w:pPr>
-        <w:spacing w:after="60"/>
-      </w:pPr>
-      <w:r>
-        <w:rPr>
-          <w:b/>
-          <w:bCs/>
-          <w:color w:val="1FA6A2"/>
-          <w:sz w:val="22"/>
-          <w:szCs w:val="22"/>
-        </w:rPr>
-        <w:t xml:space="preserve">☐  </w:t>
-      </w:r>
-      <w:r>
-        <w:rPr>
-          <w:b/>
-          <w:bCs/>
-          <w:color w:val="12355B"/>
-          <w:sz w:val="20"/>
-          <w:szCs w:val="20"/>
-        </w:rPr>
-        <w:t xml:space="preserve">Decimal — </w:t>
-      </w:r>
-      <w:r>
-        <w:rPr>
-          <w:sz w:val="20"/>
-          <w:szCs w:val="20"/>
-        </w:rPr>
-        <w:t xml:space="preserve">A number with a dot, like 0.5, that shows a part less than one.</w:t>
-      </w:r>
-      <w:r>
-        <w:rPr>
-          <w:i/>
-          <w:iCs/>
-          <w:color w:val="5F6F80"/>
-          <w:sz w:val="18"/>
-          <w:szCs w:val="18"/>
-        </w:rPr>
-        <w:br/>
-        <w:t xml:space="preserve">Decimal — Un número con un punto, como 0.5, que muestra una parte menor que uno.</w:t>
-      </w:r>
-    </w:p>
-    <w:p>
-      <w:pPr>
-        <w:spacing w:after="60"/>
-      </w:pPr>
-      <w:r>
-        <w:rPr>
-          <w:b/>
-          <w:bCs/>
-          <w:color w:val="1FA6A2"/>
-          <w:sz w:val="22"/>
-          <w:szCs w:val="22"/>
-        </w:rPr>
-        <w:t xml:space="preserve">☐  </w:t>
-      </w:r>
-      <w:r>
-        <w:rPr>
-          <w:b/>
-          <w:bCs/>
-          <w:color w:val="12355B"/>
-          <w:sz w:val="20"/>
-          <w:szCs w:val="20"/>
-        </w:rPr>
-        <w:t xml:space="preserve">Number line — </w:t>
-      </w:r>
-      <w:r>
-        <w:rPr>
-          <w:sz w:val="20"/>
-          <w:szCs w:val="20"/>
-        </w:rPr>
-        <w:t xml:space="preserve">A straight line where numbers are placed in order; numbers get smaller to the left and larger to the right.</w:t>
-      </w:r>
-      <w:r>
-        <w:rPr>
-          <w:i/>
-          <w:iCs/>
-          <w:color w:val="5F6F80"/>
-          <w:sz w:val="18"/>
-          <w:szCs w:val="18"/>
-        </w:rPr>
-        <w:br/>
-        <w:t xml:space="preserve">Recta numérica — Una recta donde los números se colocan en orden; los números son menores a la izquierda y mayores a la derecha.</w:t>
-      </w:r>
-    </w:p>
-    <w:tbl>
-      <w:tblPr>
-        <w:tblW w:type="pct" w:w="100%"/>
-        <w:tblBorders>
-          <w:top w:val="single" w:color="1FA6A2" w:sz="8"/>
-          <w:left w:val="single" w:color="1FA6A2" w:sz="8"/>
-          <w:bottom w:val="single" w:color="1FA6A2" w:sz="8"/>
-          <w:right w:val="single" w:color="1FA6A2" w:sz="8"/>
-          <w:insideH w:val="single" w:color="auto" w:sz="4"/>
-          <w:insideV w:val="single" w:color="auto" w:sz="4"/>
-        </w:tblBorders>
-      </w:tblPr>
-      <w:tblGrid>
-        <w:gridCol w:w="100"/>
-      </w:tblGrid>
-      <w:tr>
-        <w:tc>
-          <w:tcPr>
-            <w:shd w:fill="F7FFFD" w:color="auto" w:val="clear"/>
-            <w:tcMar>
-              <w:top w:type="dxa" w:w="120"/>
-              <w:left w:type="dxa" w:w="180"/>
-              <w:bottom w:type="dxa" w:w="120"/>
-              <w:right w:type="dxa" w:w="180"/>
-            </w:tcMar>
-          </w:tcPr>
-          <w:p>
-            <w:pPr>
-              <w:spacing w:after="50"/>
-            </w:pPr>
-            <w:r>
-              <w:rPr>
-                <w:b/>
-                <w:bCs/>
-                <w:color w:val="1FA6A2"/>
-                <w:sz w:val="20"/>
-                <w:szCs w:val="20"/>
-              </w:rPr>
-              <w:t xml:space="preserve">Say it first:  </w:t>
-            </w:r>
-            <w:r>
-              <w:rPr>
-                <w:sz w:val="20"/>
-                <w:szCs w:val="20"/>
-              </w:rPr>
-              <w:t xml:space="preserve">Say your idea to a partner or quietly to yourself before you write.</w:t>
-            </w:r>
-          </w:p>
-          <w:p>
-            <w:pPr>
-              <w:spacing w:after="60"/>
-            </w:pPr>
-            <w:r>
-              <w:rPr>
-                <w:color w:val="1A2733"/>
-                <w:sz w:val="21"/>
-                <w:szCs w:val="21"/>
-              </w:rPr>
-              <w:t xml:space="preserve">The lowest reading was ___ and the highest was ___. Tuesday's ___ ft means the water sat 1¼ feet ___ the mark, which is between −1 and ___ on the number line.</w:t>
-            </w:r>
             <w:r>
               <w:rPr>
                 <w:i/>
@@ -2152,7 +1773,7 @@
                 <w:szCs w:val="19"/>
               </w:rPr>
               <w:br/>
-              <w:t xml:space="preserve">Di tu respuesta primero: Mi respuesta es ___ porque ___.</w:t>
+              <w:t xml:space="preserve">Pon las cuatro lecturas en orden del agua más baja a la más alta. ¿Cómo le permiten los decimales al encargado decir algo que un número entero no podría?</w:t>
             </w:r>
           </w:p>
         </w:tc>
@@ -2160,28 +1781,192 @@
     </w:tbl>
     <w:p>
       <w:pPr>
-        <w:pStyle w:val="Heading2"/>
-        <w:spacing w:after="80" w:before="180"/>
-      </w:pPr>
-      <w:r>
-        <w:rPr>
-          <w:b/>
-          <w:bCs/>
-          <w:color w:val="12355B"/>
-          <w:sz w:val="24"/>
-          <w:szCs w:val="24"/>
-        </w:rPr>
-        <w:t xml:space="preserve">3. Build Your Explanation</w:t>
-      </w:r>
+        <w:spacing w:after="100"/>
+      </w:pPr>
       <w:r>
         <w:rPr>
           <w:i/>
           <w:iCs/>
-          <w:color w:val="B97A12"/>
+          <w:color w:val="5F6F80"/>
           <w:sz w:val="19"/>
           <w:szCs w:val="19"/>
         </w:rPr>
-        <w:t xml:space="preserve">   choose your support</w:t>
+        <w:t xml:space="preserve">Say your answer to a partner first. Then write it, using at least two of these words:</w:t>
+      </w:r>
+    </w:p>
+    <w:p>
+      <w:pPr>
+        <w:spacing w:after="40"/>
+      </w:pPr>
+      <w:r>
+        <w:rPr>
+          <w:b/>
+          <w:bCs/>
+          <w:color w:val="1FA6A2"/>
+          <w:sz w:val="22"/>
+          <w:szCs w:val="22"/>
+        </w:rPr>
+        <w:t xml:space="preserve">☐  </w:t>
+      </w:r>
+      <w:r>
+        <w:rPr>
+          <w:b/>
+          <w:bCs/>
+          <w:color w:val="12355B"/>
+          <w:sz w:val="20"/>
+          <w:szCs w:val="20"/>
+        </w:rPr>
+        <w:t xml:space="preserve">Rational number</w:t>
+      </w:r>
+      <w:r>
+        <w:rPr>
+          <w:i/>
+          <w:iCs/>
+          <w:color w:val="5F6F80"/>
+          <w:sz w:val="18"/>
+          <w:szCs w:val="18"/>
+        </w:rPr>
+        <w:t xml:space="preserve">  ·  Número racional</w:t>
+      </w:r>
+    </w:p>
+    <w:p>
+      <w:pPr>
+        <w:spacing w:after="40"/>
+      </w:pPr>
+      <w:r>
+        <w:rPr>
+          <w:b/>
+          <w:bCs/>
+          <w:color w:val="1FA6A2"/>
+          <w:sz w:val="22"/>
+          <w:szCs w:val="22"/>
+        </w:rPr>
+        <w:t xml:space="preserve">☐  </w:t>
+      </w:r>
+      <w:r>
+        <w:rPr>
+          <w:b/>
+          <w:bCs/>
+          <w:color w:val="12355B"/>
+          <w:sz w:val="20"/>
+          <w:szCs w:val="20"/>
+        </w:rPr>
+        <w:t xml:space="preserve">Fraction</w:t>
+      </w:r>
+      <w:r>
+        <w:rPr>
+          <w:i/>
+          <w:iCs/>
+          <w:color w:val="5F6F80"/>
+          <w:sz w:val="18"/>
+          <w:szCs w:val="18"/>
+        </w:rPr>
+        <w:t xml:space="preserve">  ·  Fracción</w:t>
+      </w:r>
+    </w:p>
+    <w:p>
+      <w:pPr>
+        <w:spacing w:after="40"/>
+      </w:pPr>
+      <w:r>
+        <w:rPr>
+          <w:b/>
+          <w:bCs/>
+          <w:color w:val="1FA6A2"/>
+          <w:sz w:val="22"/>
+          <w:szCs w:val="22"/>
+        </w:rPr>
+        <w:t xml:space="preserve">☐  </w:t>
+      </w:r>
+      <w:r>
+        <w:rPr>
+          <w:b/>
+          <w:bCs/>
+          <w:color w:val="12355B"/>
+          <w:sz w:val="20"/>
+          <w:szCs w:val="20"/>
+        </w:rPr>
+        <w:t xml:space="preserve">Decimal</w:t>
+      </w:r>
+      <w:r>
+        <w:rPr>
+          <w:i/>
+          <w:iCs/>
+          <w:color w:val="5F6F80"/>
+          <w:sz w:val="18"/>
+          <w:szCs w:val="18"/>
+        </w:rPr>
+        <w:t xml:space="preserve">  ·  Decimal</w:t>
+      </w:r>
+    </w:p>
+    <w:p>
+      <w:pPr>
+        <w:spacing w:after="40"/>
+      </w:pPr>
+      <w:r>
+        <w:rPr>
+          <w:b/>
+          <w:bCs/>
+          <w:color w:val="1FA6A2"/>
+          <w:sz w:val="22"/>
+          <w:szCs w:val="22"/>
+        </w:rPr>
+        <w:t xml:space="preserve">☐  </w:t>
+      </w:r>
+      <w:r>
+        <w:rPr>
+          <w:b/>
+          <w:bCs/>
+          <w:color w:val="12355B"/>
+          <w:sz w:val="20"/>
+          <w:szCs w:val="20"/>
+        </w:rPr>
+        <w:t xml:space="preserve">Number line</w:t>
+      </w:r>
+      <w:r>
+        <w:rPr>
+          <w:i/>
+          <w:iCs/>
+          <w:color w:val="5F6F80"/>
+          <w:sz w:val="18"/>
+          <w:szCs w:val="18"/>
+        </w:rPr>
+        <w:t xml:space="preserve">  ·  Recta numérica</w:t>
+      </w:r>
+    </w:p>
+    <w:p>
+      <w:pPr>
+        <w:spacing w:after="40"/>
+      </w:pPr>
+      <w:r>
+        <w:rPr>
+          <w:b/>
+          <w:bCs/>
+          <w:color w:val="1FA6A2"/>
+          <w:sz w:val="22"/>
+          <w:szCs w:val="22"/>
+        </w:rPr>
+        <w:t xml:space="preserve">☐  </w:t>
+      </w:r>
+      <w:r>
+        <w:rPr>
+          <w:b/>
+          <w:bCs/>
+          <w:color w:val="12355B"/>
+          <w:sz w:val="20"/>
+          <w:szCs w:val="20"/>
+        </w:rPr>
+        <w:t xml:space="preserve">Equivalent</w:t>
+      </w:r>
+      <w:r>
+        <w:rPr>
+          <w:i/>
+          <w:iCs/>
+          <w:color w:val="5F6F80"/>
+          <w:sz w:val="18"/>
+          <w:szCs w:val="18"/>
+        </w:rPr>
+        <w:t xml:space="preserve">  ·  Equivalente</w:t>
       </w:r>
     </w:p>
     <w:tbl>
@@ -2212,21 +1997,6 @@
           </w:tcPr>
           <w:p>
             <w:pPr>
-              <w:spacing w:after="50"/>
-            </w:pPr>
-            <w:r>
-              <w:rPr>
-                <w:i/>
-                <w:iCs/>
-                <w:color w:val="5F6F80"/>
-                <w:sz w:val="19"/>
-                <w:szCs w:val="19"/>
-              </w:rPr>
-              <w:t xml:space="preserve">This model shows the parts of an explanation. It does not answer your writing question.</w:t>
-            </w:r>
-          </w:p>
-          <w:p>
-            <w:pPr>
               <w:spacing w:after="80"/>
             </w:pPr>
             <w:r>
@@ -2237,58 +2007,14 @@
                 <w:sz w:val="19"/>
                 <w:szCs w:val="19"/>
               </w:rPr>
-              <w:t xml:space="preserve">Claim:  </w:t>
+              <w:t xml:space="preserve">Model:  </w:t>
             </w:r>
             <w:r>
               <w:rPr>
                 <w:sz w:val="19"/>
                 <w:szCs w:val="19"/>
               </w:rPr>
-              <w:t xml:space="preserve">All of these are rational numbers because each one can be ___.</w:t>
-            </w:r>
-          </w:p>
-          <w:p>
-            <w:pPr>
-              <w:spacing w:after="80"/>
-            </w:pPr>
-            <w:r>
-              <w:rPr>
-                <w:b/>
-                <w:bCs/>
-                <w:color w:val="12355B"/>
-                <w:sz w:val="19"/>
-                <w:szCs w:val="19"/>
-              </w:rPr>
-              <w:t xml:space="preserve">Evidence:  </w:t>
-            </w:r>
-            <w:r>
-              <w:rPr>
-                <w:sz w:val="19"/>
-                <w:szCs w:val="19"/>
-              </w:rPr>
-              <w:t xml:space="preserve">Student explains a rational number is any number that can be written as a fraction, including integers and decimals.</w:t>
-            </w:r>
-          </w:p>
-          <w:p>
-            <w:pPr>
-              <w:spacing w:after="80"/>
-            </w:pPr>
-            <w:r>
-              <w:rPr>
-                <w:b/>
-                <w:bCs/>
-                <w:color w:val="12355B"/>
-                <w:sz w:val="19"/>
-                <w:szCs w:val="19"/>
-              </w:rPr>
-              <w:t xml:space="preserve">Reasoning:  </w:t>
-            </w:r>
-            <w:r>
-              <w:rPr>
-                <w:sz w:val="19"/>
-                <w:szCs w:val="19"/>
-              </w:rPr>
-              <w:t xml:space="preserve">This evidence connects the definition of rational number to the mathematical claim.</w:t>
+              <w:t xml:space="preserve">-1 1/2 falls between ___ and ___ because ___. — Student places -1 1/2 between -1 and -2, halfway, reasoning from the value of the fraction part.</w:t>
             </w:r>
           </w:p>
         </w:tc>
@@ -2367,7 +2093,7 @@
           <w:sz w:val="21"/>
           <w:szCs w:val="21"/>
         </w:rPr>
-        <w:t xml:space="preserve">My answer is ___.</w:t>
+        <w:t xml:space="preserve">My answer is ___ because ___.</w:t>
       </w:r>
       <w:r>
         <w:rPr>
@@ -2378,7 +2104,7 @@
           <w:szCs w:val="19"/>
         </w:rPr>
         <w:br/>
-        <w:t xml:space="preserve">Mi respuesta es ___.</w:t>
+        <w:t xml:space="preserve">Mi respuesta es ___ porque ___.</w:t>
       </w:r>
     </w:p>
     <w:tbl>
@@ -2518,7 +2244,7 @@
           <w:sz w:val="21"/>
           <w:szCs w:val="21"/>
         </w:rPr>
-        <w:t xml:space="preserve">I know because ___.</w:t>
+        <w:t xml:space="preserve">My evidence is ___, so ___.</w:t>
       </w:r>
       <w:r>
         <w:rPr>
@@ -2529,31 +2255,7 @@
           <w:szCs w:val="19"/>
         </w:rPr>
         <w:br/>
-        <w:t xml:space="preserve">Lo sé porque ___.</w:t>
-      </w:r>
-    </w:p>
-    <w:p>
-      <w:pPr>
-        <w:spacing w:after="60"/>
-      </w:pPr>
-      <w:r>
-        <w:rPr>
-          <w:color w:val="1A2733"/>
-          <w:sz w:val="21"/>
-          <w:szCs w:val="21"/>
-        </w:rPr>
-        <w:t xml:space="preserve">So ___.</w:t>
-      </w:r>
-      <w:r>
-        <w:rPr>
-          <w:i/>
-          <w:iCs/>
-          <w:color w:val="5F6F80"/>
-          <w:sz w:val="19"/>
-          <w:szCs w:val="19"/>
-        </w:rPr>
-        <w:br/>
-        <w:t xml:space="preserve">Entonces ___.</w:t>
+        <w:t xml:space="preserve">Mi evidencia es ___, entonces ___.</w:t>
       </w:r>
     </w:p>
     <w:tbl>
@@ -2659,78 +2361,6 @@
         <w:t xml:space="preserve">Escribe una afirmación, da evidencia matemática y explica tu razonamiento.</w:t>
       </w:r>
     </w:p>
-    <w:p>
-      <w:pPr>
-        <w:spacing w:after="60"/>
-      </w:pPr>
-      <w:r>
-        <w:rPr>
-          <w:color w:val="1A2733"/>
-          <w:sz w:val="21"/>
-          <w:szCs w:val="21"/>
-        </w:rPr>
-        <w:t xml:space="preserve">My claim is ___.</w:t>
-      </w:r>
-      <w:r>
-        <w:rPr>
-          <w:i/>
-          <w:iCs/>
-          <w:color w:val="5F6F80"/>
-          <w:sz w:val="19"/>
-          <w:szCs w:val="19"/>
-        </w:rPr>
-        <w:br/>
-        <w:t xml:space="preserve">Mi afirmación es ___.</w:t>
-      </w:r>
-    </w:p>
-    <w:p>
-      <w:pPr>
-        <w:spacing w:after="60"/>
-      </w:pPr>
-      <w:r>
-        <w:rPr>
-          <w:color w:val="1A2733"/>
-          <w:sz w:val="21"/>
-          <w:szCs w:val="21"/>
-        </w:rPr>
-        <w:t xml:space="preserve">My math evidence is ___.</w:t>
-      </w:r>
-      <w:r>
-        <w:rPr>
-          <w:i/>
-          <w:iCs/>
-          <w:color w:val="5F6F80"/>
-          <w:sz w:val="19"/>
-          <w:szCs w:val="19"/>
-        </w:rPr>
-        <w:br/>
-        <w:t xml:space="preserve">Mi evidencia matemática es ___.</w:t>
-      </w:r>
-    </w:p>
-    <w:p>
-      <w:pPr>
-        <w:spacing w:after="60"/>
-      </w:pPr>
-      <w:r>
-        <w:rPr>
-          <w:color w:val="1A2733"/>
-          <w:sz w:val="21"/>
-          <w:szCs w:val="21"/>
-        </w:rPr>
-        <w:t xml:space="preserve">This proves ___ because ___.</w:t>
-      </w:r>
-      <w:r>
-        <w:rPr>
-          <w:i/>
-          <w:iCs/>
-          <w:color w:val="5F6F80"/>
-          <w:sz w:val="19"/>
-          <w:szCs w:val="19"/>
-        </w:rPr>
-        <w:br/>
-        <w:t xml:space="preserve">Esto demuestra ___ porque ___.</w:t>
-      </w:r>
-    </w:p>
     <w:tbl>
       <w:tblPr>
         <w:tblW w:type="pct" w:w="100%"/>
@@ -2813,7 +2443,7 @@
           <w:sz w:val="24"/>
           <w:szCs w:val="24"/>
         </w:rPr>
-        <w:t xml:space="preserve">4. Check Your Explanation</w:t>
+        <w:t xml:space="preserve">Check Your Explanation</w:t>
       </w:r>
       <w:r>
         <w:rPr>
@@ -2823,7 +2453,7 @@
           <w:sz w:val="19"/>
           <w:szCs w:val="19"/>
         </w:rPr>
-        <w:t xml:space="preserve">   five quick checks</w:t>
+        <w:t xml:space="preserve">   three quick checks</w:t>
       </w:r>
     </w:p>
     <w:p>
@@ -2847,17 +2477,6 @@
         </w:rPr>
         <w:t xml:space="preserve">I answered the question.</w:t>
       </w:r>
-      <w:r>
-        <w:rPr>
-          <w:i/>
-          <w:iCs/>
-          <w:color w:val="5F6F80"/>
-          <w:sz w:val="18"/>
-          <w:szCs w:val="18"/>
-        </w:rPr>
-        <w:br/>
-        <w:t xml:space="preserve">Respondí la pregunta.</w:t>
-      </w:r>
     </w:p>
     <w:p>
       <w:pPr>
@@ -2878,18 +2497,7 @@
           <w:sz w:val="20"/>
           <w:szCs w:val="20"/>
         </w:rPr>
-        <w:t xml:space="preserve">I used math evidence: numbers, an equation, a model, or a comparison.</w:t>
-      </w:r>
-      <w:r>
-        <w:rPr>
-          <w:i/>
-          <w:iCs/>
-          <w:color w:val="5F6F80"/>
-          <w:sz w:val="18"/>
-          <w:szCs w:val="18"/>
-        </w:rPr>
-        <w:br/>
-        <w:t xml:space="preserve">Usé evidencia matemática: números, una ecuación, un modelo o una comparación.</w:t>
+        <w:t xml:space="preserve">I used math evidence: numbers, an equation, or a model.</w:t>
       </w:r>
     </w:p>
     <w:p>
@@ -2911,84 +2519,7 @@
           <w:sz w:val="20"/>
           <w:szCs w:val="20"/>
         </w:rPr>
-        <w:t xml:space="preserve">I explained how the evidence proves my answer.</w:t>
-      </w:r>
-      <w:r>
-        <w:rPr>
-          <w:i/>
-          <w:iCs/>
-          <w:color w:val="5F6F80"/>
-          <w:sz w:val="18"/>
-          <w:szCs w:val="18"/>
-        </w:rPr>
-        <w:br/>
-        <w:t xml:space="preserve">Expliqué cómo la evidencia demuestra mi respuesta.</w:t>
-      </w:r>
-    </w:p>
-    <w:p>
-      <w:pPr>
-        <w:spacing w:after="80"/>
-      </w:pPr>
-      <w:r>
-        <w:rPr>
-          <w:b/>
-          <w:bCs/>
-          <w:color w:val="1FA6A2"/>
-          <w:sz w:val="22"/>
-          <w:szCs w:val="22"/>
-        </w:rPr>
-        <w:t xml:space="preserve">☐  </w:t>
-      </w:r>
-      <w:r>
-        <w:rPr>
-          <w:sz w:val="20"/>
-          <w:szCs w:val="20"/>
-        </w:rPr>
         <w:t xml:space="preserve">I used at least two math words.</w:t>
-      </w:r>
-      <w:r>
-        <w:rPr>
-          <w:i/>
-          <w:iCs/>
-          <w:color w:val="5F6F80"/>
-          <w:sz w:val="18"/>
-          <w:szCs w:val="18"/>
-        </w:rPr>
-        <w:br/>
-        <w:t xml:space="preserve">Usé por lo menos dos palabras matemáticas.</w:t>
-      </w:r>
-    </w:p>
-    <w:p>
-      <w:pPr>
-        <w:spacing w:after="80"/>
-      </w:pPr>
-      <w:r>
-        <w:rPr>
-          <w:b/>
-          <w:bCs/>
-          <w:color w:val="1FA6A2"/>
-          <w:sz w:val="22"/>
-          <w:szCs w:val="22"/>
-        </w:rPr>
-        <w:t xml:space="preserve">☐  </w:t>
-      </w:r>
-      <w:r>
-        <w:rPr>
-          <w:sz w:val="20"/>
-          <w:szCs w:val="20"/>
-        </w:rPr>
-        <w:t xml:space="preserve">I reread complete sentences and punctuation.</w:t>
-      </w:r>
-      <w:r>
-        <w:rPr>
-          <w:i/>
-          <w:iCs/>
-          <w:color w:val="5F6F80"/>
-          <w:sz w:val="18"/>
-          <w:szCs w:val="18"/>
-        </w:rPr>
-        <w:br/>
-        <w:t xml:space="preserve">Volví a leer mis oraciones completas y la puntuación.</w:t>
       </w:r>
     </w:p>
     <w:p>
@@ -3076,7 +2607,7 @@
                 <w:sz w:val="22"/>
                 <w:szCs w:val="22"/>
               </w:rPr>
-              <w:t xml:space="preserve">Precise Treasure Coordinates</w:t>
+              <w:t xml:space="preserve">Arihi's Plant</w:t>
             </w:r>
           </w:p>
           <w:p>
@@ -3088,7 +2619,7 @@
                 <w:sz w:val="21"/>
                 <w:szCs w:val="21"/>
               </w:rPr>
-              <w:t xml:space="preserve">Captain Vega's advanced treasure map uses precise coordinates — not just whole numbers! One clue says the treasure is at -2.5 on the map (halfway between -2 and -3). Another clue points to 3/4 of the way from 0 to 1. A third clue leads to -1 1/2. To find each treasure, you must plot these exact rational numbers on the number line.</w:t>
+              <w:t xml:space="preserve">Arihi planted a flower. The height and depth of the plant are shown. How do the height of the plant and the depth of the roots compare?</w:t>
             </w:r>
           </w:p>
         </w:tc>
@@ -3762,54 +3293,7 @@
           <w:sz w:val="21"/>
           <w:szCs w:val="21"/>
         </w:rPr>
-        <w:t xml:space="preserve">How can a fraction like 1/2, a decimal like 0.75, and an integer like -3 all be rational numbers?</w:t>
-      </w:r>
-    </w:p>
-    <w:p>
-      <w:pPr>
-        <w:spacing w:after="60"/>
-      </w:pPr>
-      <w:r>
-        <w:rPr>
-          <w:color w:val="1A2733"/>
-          <w:sz w:val="21"/>
-          <w:szCs w:val="21"/>
-        </w:rPr>
-        <w:t xml:space="preserve">Start with:  A rational number is any number you can write as ___.</w:t>
-      </w:r>
-      <w:r>
-        <w:rPr>
-          <w:i/>
-          <w:iCs/>
-          <w:color w:val="5F6F80"/>
-          <w:sz w:val="19"/>
-          <w:szCs w:val="19"/>
-        </w:rPr>
-        <w:br/>
-        <w:t xml:space="preserve">Un numero racional es cualquier numero que puedes escribir como ___.</w:t>
-      </w:r>
-    </w:p>
-    <w:p>
-      <w:pPr>
-        <w:spacing w:after="80"/>
-      </w:pPr>
-      <w:r>
-        <w:rPr>
-          <w:b/>
-          <w:bCs/>
-          <w:color w:val="12355B"/>
-          <w:sz w:val="19"/>
-          <w:szCs w:val="19"/>
-        </w:rPr>
-        <w:t xml:space="preserve">Word bank:  </w:t>
-      </w:r>
-      <w:r>
-        <w:rPr>
-          <w:color w:val="1FA6A2"/>
-          <w:sz w:val="19"/>
-          <w:szCs w:val="19"/>
-        </w:rPr>
-        <w:t xml:space="preserve">rational number,  fraction,  decimal,  integer,  number line</w:t>
+        <w:t xml:space="preserve">The flower is 7/8 foot above the ground and the roots are 7/8 foot below. How are those two distances the same, and how are they different?</w:t>
       </w:r>
     </w:p>
     <w:p>
@@ -5785,7 +5269,7 @@
           <w:sz w:val="20"/>
           <w:szCs w:val="20"/>
         </w:rPr>
-        <w:t xml:space="preserve">☐  I answered the question.</w:t>
+        <w:t xml:space="preserve">☐  The answer to the math question is correct.</w:t>
       </w:r>
     </w:p>
     <w:p>
@@ -5797,7 +5281,7 @@
           <w:sz w:val="20"/>
           <w:szCs w:val="20"/>
         </w:rPr>
-        <w:t xml:space="preserve">☐  I used math evidence: numbers, an equation, a model, or a comparison.</w:t>
+        <w:t xml:space="preserve">☐  The evidence is real lesson mathematics (numbers, equation, or model), not restated claim.</w:t>
       </w:r>
     </w:p>
     <w:p>
@@ -5809,31 +5293,7 @@
           <w:sz w:val="20"/>
           <w:szCs w:val="20"/>
         </w:rPr>
-        <w:t xml:space="preserve">☐  I explained how the evidence proves my answer.</w:t>
-      </w:r>
-    </w:p>
-    <w:p>
-      <w:pPr>
-        <w:spacing w:after="80"/>
-      </w:pPr>
-      <w:r>
-        <w:rPr>
-          <w:sz w:val="20"/>
-          <w:szCs w:val="20"/>
-        </w:rPr>
-        <w:t xml:space="preserve">☐  I used at least two math words.</w:t>
-      </w:r>
-    </w:p>
-    <w:p>
-      <w:pPr>
-        <w:spacing w:after="80"/>
-      </w:pPr>
-      <w:r>
-        <w:rPr>
-          <w:sz w:val="20"/>
-          <w:szCs w:val="20"/>
-        </w:rPr>
-        <w:t xml:space="preserve">☐  I reread complete sentences and punctuation.</w:t>
+        <w:t xml:space="preserve">☐  The support level changed the language scaffolding, never the mathematical expectation.</w:t>
       </w:r>
     </w:p>
     <w:sectPr>
